--- a/notes_09May2023.docx
+++ b/notes_09May2023.docx
@@ -444,6 +444,27 @@
         </w:r>
       </w:hyperlink>
     </w:p>
+    <w:p>
+      <w:hyperlink r:id="rId6" w:history="1">
+        <w:r>
+          <w:rPr>
+            <w:rStyle w:val="Hyperlink"/>
+          </w:rPr>
+          <w:t>https://introcs.cs.princeton.edu/java/11cheatsheet/</w:t>
+        </w:r>
+      </w:hyperlink>
+    </w:p>
+    <w:p>
+      <w:hyperlink r:id="rId7" w:history="1">
+        <w:r>
+          <w:rPr>
+            <w:rStyle w:val="Hyperlink"/>
+          </w:rPr>
+          <w:t>https://hackr.io/blog/java-cheat-sheet</w:t>
+        </w:r>
+      </w:hyperlink>
+    </w:p>
+    <w:p/>
     <w:p/>
     <w:sectPr>
       <w:pgSz w:w="11906" w:h="16838"/>

--- a/notes_09May2023.docx
+++ b/notes_09May2023.docx
@@ -465,6 +465,3765 @@
       </w:hyperlink>
     </w:p>
     <w:p/>
+    <w:p>
+      <w:pPr>
+        <w:shd w:val="clear" w:color="auto" w:fill="FFFFFF"/>
+        <w:spacing w:after="0" w:line="240" w:lineRule="auto"/>
+        <w:jc w:val="center"/>
+        <w:rPr>
+          <w:rFonts w:ascii="Segoe UI" w:eastAsia="Times New Roman" w:hAnsi="Segoe UI" w:cs="Segoe UI"/>
+          <w:color w:val="212121"/>
+          <w:sz w:val="23"/>
+          <w:szCs w:val="23"/>
+          <w:lang w:eastAsia="en-IN"/>
+        </w:rPr>
+      </w:pPr>
+      <w:r>
+        <w:rPr>
+          <w:rFonts w:ascii="Arial" w:eastAsia="Times New Roman" w:hAnsi="Arial" w:cs="Arial"/>
+          <w:b/>
+          <w:bCs/>
+          <w:color w:val="333333"/>
+          <w:sz w:val="27"/>
+          <w:szCs w:val="27"/>
+          <w:lang w:eastAsia="en-IN"/>
+        </w:rPr>
+        <w:t>N-smallest Elements</w:t>
+      </w:r>
+    </w:p>
+    <w:p>
+      <w:pPr>
+        <w:shd w:val="clear" w:color="auto" w:fill="FFFFFF"/>
+        <w:spacing w:line="240" w:lineRule="auto"/>
+        <w:rPr>
+          <w:rFonts w:ascii="Segoe UI" w:eastAsia="Times New Roman" w:hAnsi="Segoe UI" w:cs="Segoe UI"/>
+          <w:color w:val="212121"/>
+          <w:sz w:val="23"/>
+          <w:szCs w:val="23"/>
+          <w:lang w:eastAsia="en-IN"/>
+        </w:rPr>
+      </w:pPr>
+      <w:r>
+        <w:rPr>
+          <w:rFonts w:ascii="Arial" w:eastAsia="Times New Roman" w:hAnsi="Arial" w:cs="Arial"/>
+          <w:color w:val="333333"/>
+          <w:sz w:val="21"/>
+          <w:szCs w:val="21"/>
+          <w:lang w:eastAsia="en-IN"/>
+        </w:rPr>
+        <w:br/>
+      </w:r>
+      <w:r>
+        <w:rPr>
+          <w:rFonts w:ascii="Arial" w:eastAsia="Times New Roman" w:hAnsi="Arial" w:cs="Arial"/>
+          <w:color w:val="333333"/>
+          <w:sz w:val="24"/>
+          <w:szCs w:val="24"/>
+          <w:lang w:eastAsia="en-IN"/>
+        </w:rPr>
+        <w:t xml:space="preserve">Shreya was attending a coding competition and she was progressing </w:t>
+      </w:r>
+      <w:proofErr w:type="gramStart"/>
+      <w:r>
+        <w:rPr>
+          <w:rFonts w:ascii="Arial" w:eastAsia="Times New Roman" w:hAnsi="Arial" w:cs="Arial"/>
+          <w:color w:val="333333"/>
+          <w:sz w:val="24"/>
+          <w:szCs w:val="24"/>
+          <w:lang w:eastAsia="en-IN"/>
+        </w:rPr>
+        <w:t>good .</w:t>
+      </w:r>
+      <w:proofErr w:type="gramEnd"/>
+      <w:r>
+        <w:rPr>
+          <w:rFonts w:ascii="Arial" w:eastAsia="Times New Roman" w:hAnsi="Arial" w:cs="Arial"/>
+          <w:color w:val="333333"/>
+          <w:sz w:val="24"/>
+          <w:szCs w:val="24"/>
+          <w:lang w:eastAsia="en-IN"/>
+        </w:rPr>
+        <w:t xml:space="preserve"> Suddenly she got stuck in a problem where she needs to find the n-smallest elements in an </w:t>
+      </w:r>
+      <w:proofErr w:type="gramStart"/>
+      <w:r>
+        <w:rPr>
+          <w:rFonts w:ascii="Arial" w:eastAsia="Times New Roman" w:hAnsi="Arial" w:cs="Arial"/>
+          <w:color w:val="333333"/>
+          <w:sz w:val="24"/>
+          <w:szCs w:val="24"/>
+          <w:lang w:eastAsia="en-IN"/>
+        </w:rPr>
+        <w:t>array .</w:t>
+      </w:r>
+      <w:proofErr w:type="gramEnd"/>
+      <w:r>
+        <w:rPr>
+          <w:rFonts w:ascii="Arial" w:eastAsia="Times New Roman" w:hAnsi="Arial" w:cs="Arial"/>
+          <w:color w:val="333333"/>
+          <w:sz w:val="24"/>
+          <w:szCs w:val="24"/>
+          <w:lang w:eastAsia="en-IN"/>
+        </w:rPr>
+        <w:t xml:space="preserve"> Given an array of integers of size N and n value as inputs , Write a program to help Shreya find the first - n smallest elements from the array but they must be in the same order as they are in given array.</w:t>
+      </w:r>
+      <w:r>
+        <w:rPr>
+          <w:rFonts w:ascii="Arial" w:eastAsia="Times New Roman" w:hAnsi="Arial" w:cs="Arial"/>
+          <w:color w:val="333333"/>
+          <w:sz w:val="24"/>
+          <w:szCs w:val="24"/>
+          <w:lang w:eastAsia="en-IN"/>
+        </w:rPr>
+        <w:br/>
+      </w:r>
+      <w:r>
+        <w:rPr>
+          <w:rFonts w:ascii="Arial" w:eastAsia="Times New Roman" w:hAnsi="Arial" w:cs="Arial"/>
+          <w:color w:val="333333"/>
+          <w:sz w:val="24"/>
+          <w:szCs w:val="24"/>
+          <w:lang w:eastAsia="en-IN"/>
+        </w:rPr>
+        <w:br/>
+      </w:r>
+      <w:r>
+        <w:rPr>
+          <w:rFonts w:ascii="Arial" w:eastAsia="Times New Roman" w:hAnsi="Arial" w:cs="Arial"/>
+          <w:b/>
+          <w:bCs/>
+          <w:color w:val="333333"/>
+          <w:sz w:val="24"/>
+          <w:szCs w:val="24"/>
+          <w:lang w:eastAsia="en-IN"/>
+        </w:rPr>
+        <w:t>Input Format :</w:t>
+      </w:r>
+      <w:r>
+        <w:rPr>
+          <w:rFonts w:ascii="Arial" w:eastAsia="Times New Roman" w:hAnsi="Arial" w:cs="Arial"/>
+          <w:color w:val="333333"/>
+          <w:sz w:val="24"/>
+          <w:szCs w:val="24"/>
+          <w:lang w:eastAsia="en-IN"/>
+        </w:rPr>
+        <w:br/>
+        <w:t>First input is an integer that denotes the size of the array, N.</w:t>
+      </w:r>
+      <w:r>
+        <w:rPr>
+          <w:rFonts w:ascii="Arial" w:eastAsia="Times New Roman" w:hAnsi="Arial" w:cs="Arial"/>
+          <w:color w:val="333333"/>
+          <w:sz w:val="24"/>
+          <w:szCs w:val="24"/>
+          <w:lang w:eastAsia="en-IN"/>
+        </w:rPr>
+        <w:br/>
+        <w:t xml:space="preserve">Second line consists of series of integers </w:t>
+      </w:r>
+      <w:proofErr w:type="spellStart"/>
+      <w:r>
+        <w:rPr>
+          <w:rFonts w:ascii="Arial" w:eastAsia="Times New Roman" w:hAnsi="Arial" w:cs="Arial"/>
+          <w:color w:val="333333"/>
+          <w:sz w:val="24"/>
+          <w:szCs w:val="24"/>
+          <w:lang w:eastAsia="en-IN"/>
+        </w:rPr>
+        <w:t>seperated</w:t>
+      </w:r>
+      <w:proofErr w:type="spellEnd"/>
+      <w:r>
+        <w:rPr>
+          <w:rFonts w:ascii="Arial" w:eastAsia="Times New Roman" w:hAnsi="Arial" w:cs="Arial"/>
+          <w:color w:val="333333"/>
+          <w:sz w:val="24"/>
+          <w:szCs w:val="24"/>
+          <w:lang w:eastAsia="en-IN"/>
+        </w:rPr>
+        <w:t xml:space="preserve"> by a space that denotes the array values.</w:t>
+      </w:r>
+      <w:r>
+        <w:rPr>
+          <w:rFonts w:ascii="Arial" w:eastAsia="Times New Roman" w:hAnsi="Arial" w:cs="Arial"/>
+          <w:color w:val="333333"/>
+          <w:sz w:val="24"/>
+          <w:szCs w:val="24"/>
+          <w:lang w:eastAsia="en-IN"/>
+        </w:rPr>
+        <w:br/>
+        <w:t>Third input is an integer that denotes the n value.</w:t>
+      </w:r>
+      <w:r>
+        <w:rPr>
+          <w:rFonts w:ascii="Arial" w:eastAsia="Times New Roman" w:hAnsi="Arial" w:cs="Arial"/>
+          <w:color w:val="333333"/>
+          <w:sz w:val="24"/>
+          <w:szCs w:val="24"/>
+          <w:lang w:eastAsia="en-IN"/>
+        </w:rPr>
+        <w:br/>
+      </w:r>
+      <w:r>
+        <w:rPr>
+          <w:rFonts w:ascii="Arial" w:eastAsia="Times New Roman" w:hAnsi="Arial" w:cs="Arial"/>
+          <w:color w:val="333333"/>
+          <w:sz w:val="24"/>
+          <w:szCs w:val="24"/>
+          <w:lang w:eastAsia="en-IN"/>
+        </w:rPr>
+        <w:br/>
+      </w:r>
+      <w:r>
+        <w:rPr>
+          <w:rFonts w:ascii="Arial" w:eastAsia="Times New Roman" w:hAnsi="Arial" w:cs="Arial"/>
+          <w:b/>
+          <w:bCs/>
+          <w:color w:val="333333"/>
+          <w:sz w:val="24"/>
+          <w:szCs w:val="24"/>
+          <w:lang w:eastAsia="en-IN"/>
+        </w:rPr>
+        <w:t>Output Format:</w:t>
+      </w:r>
+      <w:r>
+        <w:rPr>
+          <w:rFonts w:ascii="Arial" w:eastAsia="Times New Roman" w:hAnsi="Arial" w:cs="Arial"/>
+          <w:color w:val="333333"/>
+          <w:sz w:val="24"/>
+          <w:szCs w:val="24"/>
+          <w:lang w:eastAsia="en-IN"/>
+        </w:rPr>
+        <w:br/>
+        <w:t xml:space="preserve">Output is a series of integers </w:t>
+      </w:r>
+      <w:proofErr w:type="spellStart"/>
+      <w:r>
+        <w:rPr>
+          <w:rFonts w:ascii="Arial" w:eastAsia="Times New Roman" w:hAnsi="Arial" w:cs="Arial"/>
+          <w:color w:val="333333"/>
+          <w:sz w:val="24"/>
+          <w:szCs w:val="24"/>
+          <w:lang w:eastAsia="en-IN"/>
+        </w:rPr>
+        <w:t>seperated</w:t>
+      </w:r>
+      <w:proofErr w:type="spellEnd"/>
+      <w:r>
+        <w:rPr>
+          <w:rFonts w:ascii="Arial" w:eastAsia="Times New Roman" w:hAnsi="Arial" w:cs="Arial"/>
+          <w:color w:val="333333"/>
+          <w:sz w:val="24"/>
+          <w:szCs w:val="24"/>
+          <w:lang w:eastAsia="en-IN"/>
+        </w:rPr>
+        <w:t xml:space="preserve"> by a space that denotes the n smallest elements.</w:t>
+      </w:r>
+      <w:r>
+        <w:rPr>
+          <w:rFonts w:ascii="Arial" w:eastAsia="Times New Roman" w:hAnsi="Arial" w:cs="Arial"/>
+          <w:color w:val="333333"/>
+          <w:sz w:val="24"/>
+          <w:szCs w:val="24"/>
+          <w:lang w:eastAsia="en-IN"/>
+        </w:rPr>
+        <w:br/>
+      </w:r>
+      <w:r>
+        <w:rPr>
+          <w:rFonts w:ascii="Arial" w:eastAsia="Times New Roman" w:hAnsi="Arial" w:cs="Arial"/>
+          <w:color w:val="333333"/>
+          <w:sz w:val="24"/>
+          <w:szCs w:val="24"/>
+          <w:lang w:eastAsia="en-IN"/>
+        </w:rPr>
+        <w:br/>
+      </w:r>
+      <w:r>
+        <w:rPr>
+          <w:rFonts w:ascii="Arial" w:eastAsia="Times New Roman" w:hAnsi="Arial" w:cs="Arial"/>
+          <w:b/>
+          <w:bCs/>
+          <w:color w:val="333333"/>
+          <w:sz w:val="24"/>
+          <w:szCs w:val="24"/>
+          <w:lang w:eastAsia="en-IN"/>
+        </w:rPr>
+        <w:t>Sample Input 1:</w:t>
+      </w:r>
+      <w:r>
+        <w:rPr>
+          <w:rFonts w:ascii="Arial" w:eastAsia="Times New Roman" w:hAnsi="Arial" w:cs="Arial"/>
+          <w:color w:val="333333"/>
+          <w:sz w:val="24"/>
+          <w:szCs w:val="24"/>
+          <w:lang w:eastAsia="en-IN"/>
+        </w:rPr>
+        <w:br/>
+        <w:t>5</w:t>
+      </w:r>
+      <w:r>
+        <w:rPr>
+          <w:rFonts w:ascii="Arial" w:eastAsia="Times New Roman" w:hAnsi="Arial" w:cs="Arial"/>
+          <w:color w:val="333333"/>
+          <w:sz w:val="24"/>
+          <w:szCs w:val="24"/>
+          <w:lang w:eastAsia="en-IN"/>
+        </w:rPr>
+        <w:br/>
+        <w:t>4 8 2 5 9</w:t>
+      </w:r>
+      <w:r>
+        <w:rPr>
+          <w:rFonts w:ascii="Arial" w:eastAsia="Times New Roman" w:hAnsi="Arial" w:cs="Arial"/>
+          <w:color w:val="333333"/>
+          <w:sz w:val="24"/>
+          <w:szCs w:val="24"/>
+          <w:lang w:eastAsia="en-IN"/>
+        </w:rPr>
+        <w:br/>
+        <w:t>3</w:t>
+      </w:r>
+      <w:r>
+        <w:rPr>
+          <w:rFonts w:ascii="Arial" w:eastAsia="Times New Roman" w:hAnsi="Arial" w:cs="Arial"/>
+          <w:color w:val="333333"/>
+          <w:sz w:val="24"/>
+          <w:szCs w:val="24"/>
+          <w:lang w:eastAsia="en-IN"/>
+        </w:rPr>
+        <w:br/>
+      </w:r>
+      <w:r>
+        <w:rPr>
+          <w:rFonts w:ascii="Arial" w:eastAsia="Times New Roman" w:hAnsi="Arial" w:cs="Arial"/>
+          <w:color w:val="333333"/>
+          <w:sz w:val="24"/>
+          <w:szCs w:val="24"/>
+          <w:lang w:eastAsia="en-IN"/>
+        </w:rPr>
+        <w:br/>
+      </w:r>
+      <w:r>
+        <w:rPr>
+          <w:rFonts w:ascii="Arial" w:eastAsia="Times New Roman" w:hAnsi="Arial" w:cs="Arial"/>
+          <w:b/>
+          <w:bCs/>
+          <w:color w:val="333333"/>
+          <w:sz w:val="24"/>
+          <w:szCs w:val="24"/>
+          <w:lang w:eastAsia="en-IN"/>
+        </w:rPr>
+        <w:t>Sample Output 1:</w:t>
+      </w:r>
+      <w:r>
+        <w:rPr>
+          <w:rFonts w:ascii="Arial" w:eastAsia="Times New Roman" w:hAnsi="Arial" w:cs="Arial"/>
+          <w:color w:val="333333"/>
+          <w:sz w:val="24"/>
+          <w:szCs w:val="24"/>
+          <w:lang w:eastAsia="en-IN"/>
+        </w:rPr>
+        <w:br/>
+        <w:t>4 2 5</w:t>
+      </w:r>
+      <w:r>
+        <w:rPr>
+          <w:rFonts w:ascii="Arial" w:eastAsia="Times New Roman" w:hAnsi="Arial" w:cs="Arial"/>
+          <w:color w:val="333333"/>
+          <w:sz w:val="24"/>
+          <w:szCs w:val="24"/>
+          <w:lang w:eastAsia="en-IN"/>
+        </w:rPr>
+        <w:br/>
+      </w:r>
+      <w:r>
+        <w:rPr>
+          <w:rFonts w:ascii="Arial" w:eastAsia="Times New Roman" w:hAnsi="Arial" w:cs="Arial"/>
+          <w:color w:val="333333"/>
+          <w:sz w:val="24"/>
+          <w:szCs w:val="24"/>
+          <w:lang w:eastAsia="en-IN"/>
+        </w:rPr>
+        <w:br/>
+      </w:r>
+      <w:r>
+        <w:rPr>
+          <w:rFonts w:ascii="Arial" w:eastAsia="Times New Roman" w:hAnsi="Arial" w:cs="Arial"/>
+          <w:b/>
+          <w:bCs/>
+          <w:color w:val="333333"/>
+          <w:sz w:val="24"/>
+          <w:szCs w:val="24"/>
+          <w:lang w:eastAsia="en-IN"/>
+        </w:rPr>
+        <w:t>Sample Input 2:</w:t>
+      </w:r>
+      <w:r>
+        <w:rPr>
+          <w:rFonts w:ascii="Arial" w:eastAsia="Times New Roman" w:hAnsi="Arial" w:cs="Arial"/>
+          <w:color w:val="333333"/>
+          <w:sz w:val="24"/>
+          <w:szCs w:val="24"/>
+          <w:lang w:eastAsia="en-IN"/>
+        </w:rPr>
+        <w:br/>
+        <w:t>10</w:t>
+      </w:r>
+      <w:r>
+        <w:rPr>
+          <w:rFonts w:ascii="Arial" w:eastAsia="Times New Roman" w:hAnsi="Arial" w:cs="Arial"/>
+          <w:color w:val="333333"/>
+          <w:sz w:val="24"/>
+          <w:szCs w:val="24"/>
+          <w:lang w:eastAsia="en-IN"/>
+        </w:rPr>
+        <w:br/>
+        <w:t>7 3 8 11 55 22 1 6 13 2</w:t>
+      </w:r>
+      <w:r>
+        <w:rPr>
+          <w:rFonts w:ascii="Arial" w:eastAsia="Times New Roman" w:hAnsi="Arial" w:cs="Arial"/>
+          <w:color w:val="333333"/>
+          <w:sz w:val="24"/>
+          <w:szCs w:val="24"/>
+          <w:lang w:eastAsia="en-IN"/>
+        </w:rPr>
+        <w:br/>
+        <w:t>5</w:t>
+      </w:r>
+      <w:r>
+        <w:rPr>
+          <w:rFonts w:ascii="Arial" w:eastAsia="Times New Roman" w:hAnsi="Arial" w:cs="Arial"/>
+          <w:color w:val="333333"/>
+          <w:sz w:val="24"/>
+          <w:szCs w:val="24"/>
+          <w:lang w:eastAsia="en-IN"/>
+        </w:rPr>
+        <w:br/>
+      </w:r>
+      <w:r>
+        <w:rPr>
+          <w:rFonts w:ascii="Arial" w:eastAsia="Times New Roman" w:hAnsi="Arial" w:cs="Arial"/>
+          <w:color w:val="333333"/>
+          <w:sz w:val="24"/>
+          <w:szCs w:val="24"/>
+          <w:lang w:eastAsia="en-IN"/>
+        </w:rPr>
+        <w:br/>
+      </w:r>
+      <w:r>
+        <w:rPr>
+          <w:rFonts w:ascii="Arial" w:eastAsia="Times New Roman" w:hAnsi="Arial" w:cs="Arial"/>
+          <w:b/>
+          <w:bCs/>
+          <w:color w:val="333333"/>
+          <w:sz w:val="24"/>
+          <w:szCs w:val="24"/>
+          <w:lang w:eastAsia="en-IN"/>
+        </w:rPr>
+        <w:lastRenderedPageBreak/>
+        <w:t>Sample Output 2:</w:t>
+      </w:r>
+      <w:r>
+        <w:rPr>
+          <w:rFonts w:ascii="Arial" w:eastAsia="Times New Roman" w:hAnsi="Arial" w:cs="Arial"/>
+          <w:color w:val="333333"/>
+          <w:sz w:val="24"/>
+          <w:szCs w:val="24"/>
+          <w:lang w:eastAsia="en-IN"/>
+        </w:rPr>
+        <w:br/>
+        <w:t>7 3 1 6 2</w:t>
+      </w:r>
+      <w:r>
+        <w:rPr>
+          <w:rFonts w:ascii="Arial" w:eastAsia="Times New Roman" w:hAnsi="Arial" w:cs="Arial"/>
+          <w:color w:val="333333"/>
+          <w:sz w:val="21"/>
+          <w:szCs w:val="21"/>
+          <w:lang w:eastAsia="en-IN"/>
+        </w:rPr>
+        <w:t> </w:t>
+      </w:r>
+    </w:p>
+    <w:p/>
+    <w:p/>
+    <w:p>
+      <w:pPr>
+        <w:rPr>
+          <w:sz w:val="2"/>
+          <w:szCs w:val="2"/>
+        </w:rPr>
+      </w:pPr>
+    </w:p>
+    <w:p>
+      <w:pPr>
+        <w:autoSpaceDE w:val="0"/>
+        <w:autoSpaceDN w:val="0"/>
+        <w:adjustRightInd w:val="0"/>
+        <w:spacing w:after="0" w:line="240" w:lineRule="auto"/>
+        <w:rPr>
+          <w:rFonts w:ascii="Consolas" w:hAnsi="Consolas" w:cs="Consolas"/>
+          <w:sz w:val="14"/>
+          <w:szCs w:val="14"/>
+        </w:rPr>
+      </w:pPr>
+      <w:r>
+        <w:rPr>
+          <w:rFonts w:ascii="Consolas" w:hAnsi="Consolas" w:cs="Consolas"/>
+          <w:b/>
+          <w:bCs/>
+          <w:color w:val="7F0055"/>
+          <w:sz w:val="14"/>
+          <w:szCs w:val="14"/>
+        </w:rPr>
+        <w:t>import</w:t>
+      </w:r>
+      <w:r>
+        <w:rPr>
+          <w:rFonts w:ascii="Consolas" w:hAnsi="Consolas" w:cs="Consolas"/>
+          <w:color w:val="000000"/>
+          <w:sz w:val="14"/>
+          <w:szCs w:val="14"/>
+        </w:rPr>
+        <w:t xml:space="preserve"> </w:t>
+      </w:r>
+      <w:proofErr w:type="spellStart"/>
+      <w:proofErr w:type="gramStart"/>
+      <w:r>
+        <w:rPr>
+          <w:rFonts w:ascii="Consolas" w:hAnsi="Consolas" w:cs="Consolas"/>
+          <w:color w:val="000000"/>
+          <w:sz w:val="14"/>
+          <w:szCs w:val="14"/>
+        </w:rPr>
+        <w:t>java.util</w:t>
+      </w:r>
+      <w:proofErr w:type="gramEnd"/>
+      <w:r>
+        <w:rPr>
+          <w:rFonts w:ascii="Consolas" w:hAnsi="Consolas" w:cs="Consolas"/>
+          <w:color w:val="000000"/>
+          <w:sz w:val="14"/>
+          <w:szCs w:val="14"/>
+        </w:rPr>
+        <w:t>.ArrayList</w:t>
+      </w:r>
+      <w:proofErr w:type="spellEnd"/>
+      <w:r>
+        <w:rPr>
+          <w:rFonts w:ascii="Consolas" w:hAnsi="Consolas" w:cs="Consolas"/>
+          <w:color w:val="000000"/>
+          <w:sz w:val="14"/>
+          <w:szCs w:val="14"/>
+        </w:rPr>
+        <w:t>;</w:t>
+      </w:r>
+    </w:p>
+    <w:p>
+      <w:pPr>
+        <w:autoSpaceDE w:val="0"/>
+        <w:autoSpaceDN w:val="0"/>
+        <w:adjustRightInd w:val="0"/>
+        <w:spacing w:after="0" w:line="240" w:lineRule="auto"/>
+        <w:rPr>
+          <w:rFonts w:ascii="Consolas" w:hAnsi="Consolas" w:cs="Consolas"/>
+          <w:sz w:val="14"/>
+          <w:szCs w:val="14"/>
+        </w:rPr>
+      </w:pPr>
+      <w:r>
+        <w:rPr>
+          <w:rFonts w:ascii="Consolas" w:hAnsi="Consolas" w:cs="Consolas"/>
+          <w:b/>
+          <w:bCs/>
+          <w:color w:val="7F0055"/>
+          <w:sz w:val="14"/>
+          <w:szCs w:val="14"/>
+        </w:rPr>
+        <w:t>import</w:t>
+      </w:r>
+      <w:r>
+        <w:rPr>
+          <w:rFonts w:ascii="Consolas" w:hAnsi="Consolas" w:cs="Consolas"/>
+          <w:color w:val="000000"/>
+          <w:sz w:val="14"/>
+          <w:szCs w:val="14"/>
+        </w:rPr>
+        <w:t xml:space="preserve"> </w:t>
+      </w:r>
+      <w:proofErr w:type="spellStart"/>
+      <w:proofErr w:type="gramStart"/>
+      <w:r>
+        <w:rPr>
+          <w:rFonts w:ascii="Consolas" w:hAnsi="Consolas" w:cs="Consolas"/>
+          <w:color w:val="000000"/>
+          <w:sz w:val="14"/>
+          <w:szCs w:val="14"/>
+        </w:rPr>
+        <w:t>java.util</w:t>
+      </w:r>
+      <w:proofErr w:type="gramEnd"/>
+      <w:r>
+        <w:rPr>
+          <w:rFonts w:ascii="Consolas" w:hAnsi="Consolas" w:cs="Consolas"/>
+          <w:color w:val="000000"/>
+          <w:sz w:val="14"/>
+          <w:szCs w:val="14"/>
+        </w:rPr>
+        <w:t>.Collections</w:t>
+      </w:r>
+      <w:proofErr w:type="spellEnd"/>
+      <w:r>
+        <w:rPr>
+          <w:rFonts w:ascii="Consolas" w:hAnsi="Consolas" w:cs="Consolas"/>
+          <w:color w:val="000000"/>
+          <w:sz w:val="14"/>
+          <w:szCs w:val="14"/>
+        </w:rPr>
+        <w:t>;</w:t>
+      </w:r>
+    </w:p>
+    <w:p>
+      <w:pPr>
+        <w:autoSpaceDE w:val="0"/>
+        <w:autoSpaceDN w:val="0"/>
+        <w:adjustRightInd w:val="0"/>
+        <w:spacing w:after="0" w:line="240" w:lineRule="auto"/>
+        <w:rPr>
+          <w:rFonts w:ascii="Consolas" w:hAnsi="Consolas" w:cs="Consolas"/>
+          <w:sz w:val="14"/>
+          <w:szCs w:val="14"/>
+        </w:rPr>
+      </w:pPr>
+      <w:r>
+        <w:rPr>
+          <w:rFonts w:ascii="Consolas" w:hAnsi="Consolas" w:cs="Consolas"/>
+          <w:b/>
+          <w:bCs/>
+          <w:color w:val="7F0055"/>
+          <w:sz w:val="14"/>
+          <w:szCs w:val="14"/>
+        </w:rPr>
+        <w:t>import</w:t>
+      </w:r>
+      <w:r>
+        <w:rPr>
+          <w:rFonts w:ascii="Consolas" w:hAnsi="Consolas" w:cs="Consolas"/>
+          <w:color w:val="000000"/>
+          <w:sz w:val="14"/>
+          <w:szCs w:val="14"/>
+        </w:rPr>
+        <w:t xml:space="preserve"> </w:t>
+      </w:r>
+      <w:proofErr w:type="spellStart"/>
+      <w:proofErr w:type="gramStart"/>
+      <w:r>
+        <w:rPr>
+          <w:rFonts w:ascii="Consolas" w:hAnsi="Consolas" w:cs="Consolas"/>
+          <w:color w:val="000000"/>
+          <w:sz w:val="14"/>
+          <w:szCs w:val="14"/>
+        </w:rPr>
+        <w:t>java.util</w:t>
+      </w:r>
+      <w:proofErr w:type="gramEnd"/>
+      <w:r>
+        <w:rPr>
+          <w:rFonts w:ascii="Consolas" w:hAnsi="Consolas" w:cs="Consolas"/>
+          <w:color w:val="000000"/>
+          <w:sz w:val="14"/>
+          <w:szCs w:val="14"/>
+        </w:rPr>
+        <w:t>.List</w:t>
+      </w:r>
+      <w:proofErr w:type="spellEnd"/>
+      <w:r>
+        <w:rPr>
+          <w:rFonts w:ascii="Consolas" w:hAnsi="Consolas" w:cs="Consolas"/>
+          <w:color w:val="000000"/>
+          <w:sz w:val="14"/>
+          <w:szCs w:val="14"/>
+        </w:rPr>
+        <w:t>;</w:t>
+      </w:r>
+    </w:p>
+    <w:p>
+      <w:pPr>
+        <w:autoSpaceDE w:val="0"/>
+        <w:autoSpaceDN w:val="0"/>
+        <w:adjustRightInd w:val="0"/>
+        <w:spacing w:after="0" w:line="240" w:lineRule="auto"/>
+        <w:rPr>
+          <w:rFonts w:ascii="Consolas" w:hAnsi="Consolas" w:cs="Consolas"/>
+          <w:sz w:val="14"/>
+          <w:szCs w:val="14"/>
+        </w:rPr>
+      </w:pPr>
+      <w:r>
+        <w:rPr>
+          <w:rFonts w:ascii="Consolas" w:hAnsi="Consolas" w:cs="Consolas"/>
+          <w:b/>
+          <w:bCs/>
+          <w:color w:val="7F0055"/>
+          <w:sz w:val="14"/>
+          <w:szCs w:val="14"/>
+        </w:rPr>
+        <w:t>import</w:t>
+      </w:r>
+      <w:r>
+        <w:rPr>
+          <w:rFonts w:ascii="Consolas" w:hAnsi="Consolas" w:cs="Consolas"/>
+          <w:color w:val="000000"/>
+          <w:sz w:val="14"/>
+          <w:szCs w:val="14"/>
+        </w:rPr>
+        <w:t xml:space="preserve"> </w:t>
+      </w:r>
+      <w:proofErr w:type="spellStart"/>
+      <w:proofErr w:type="gramStart"/>
+      <w:r>
+        <w:rPr>
+          <w:rFonts w:ascii="Consolas" w:hAnsi="Consolas" w:cs="Consolas"/>
+          <w:color w:val="000000"/>
+          <w:sz w:val="14"/>
+          <w:szCs w:val="14"/>
+        </w:rPr>
+        <w:t>java.util</w:t>
+      </w:r>
+      <w:proofErr w:type="gramEnd"/>
+      <w:r>
+        <w:rPr>
+          <w:rFonts w:ascii="Consolas" w:hAnsi="Consolas" w:cs="Consolas"/>
+          <w:color w:val="000000"/>
+          <w:sz w:val="14"/>
+          <w:szCs w:val="14"/>
+        </w:rPr>
+        <w:t>.Scanner</w:t>
+      </w:r>
+      <w:proofErr w:type="spellEnd"/>
+      <w:r>
+        <w:rPr>
+          <w:rFonts w:ascii="Consolas" w:hAnsi="Consolas" w:cs="Consolas"/>
+          <w:color w:val="000000"/>
+          <w:sz w:val="14"/>
+          <w:szCs w:val="14"/>
+        </w:rPr>
+        <w:t>;</w:t>
+      </w:r>
+    </w:p>
+    <w:p>
+      <w:pPr>
+        <w:autoSpaceDE w:val="0"/>
+        <w:autoSpaceDN w:val="0"/>
+        <w:adjustRightInd w:val="0"/>
+        <w:spacing w:after="0" w:line="240" w:lineRule="auto"/>
+        <w:rPr>
+          <w:rFonts w:ascii="Consolas" w:hAnsi="Consolas" w:cs="Consolas"/>
+          <w:sz w:val="14"/>
+          <w:szCs w:val="14"/>
+        </w:rPr>
+      </w:pPr>
+    </w:p>
+    <w:p>
+      <w:pPr>
+        <w:autoSpaceDE w:val="0"/>
+        <w:autoSpaceDN w:val="0"/>
+        <w:adjustRightInd w:val="0"/>
+        <w:spacing w:after="0" w:line="240" w:lineRule="auto"/>
+        <w:rPr>
+          <w:rFonts w:ascii="Consolas" w:hAnsi="Consolas" w:cs="Consolas"/>
+          <w:sz w:val="14"/>
+          <w:szCs w:val="14"/>
+        </w:rPr>
+      </w:pPr>
+      <w:r>
+        <w:rPr>
+          <w:rFonts w:ascii="Consolas" w:hAnsi="Consolas" w:cs="Consolas"/>
+          <w:b/>
+          <w:bCs/>
+          <w:color w:val="7F0055"/>
+          <w:sz w:val="14"/>
+          <w:szCs w:val="14"/>
+        </w:rPr>
+        <w:t>public</w:t>
+      </w:r>
+      <w:r>
+        <w:rPr>
+          <w:rFonts w:ascii="Consolas" w:hAnsi="Consolas" w:cs="Consolas"/>
+          <w:color w:val="000000"/>
+          <w:sz w:val="14"/>
+          <w:szCs w:val="14"/>
+        </w:rPr>
+        <w:t xml:space="preserve"> </w:t>
+      </w:r>
+      <w:r>
+        <w:rPr>
+          <w:rFonts w:ascii="Consolas" w:hAnsi="Consolas" w:cs="Consolas"/>
+          <w:b/>
+          <w:bCs/>
+          <w:color w:val="7F0055"/>
+          <w:sz w:val="14"/>
+          <w:szCs w:val="14"/>
+        </w:rPr>
+        <w:t>class</w:t>
+      </w:r>
+      <w:r>
+        <w:rPr>
+          <w:rFonts w:ascii="Consolas" w:hAnsi="Consolas" w:cs="Consolas"/>
+          <w:color w:val="000000"/>
+          <w:sz w:val="14"/>
+          <w:szCs w:val="14"/>
+        </w:rPr>
+        <w:t xml:space="preserve"> App {</w:t>
+      </w:r>
+    </w:p>
+    <w:p>
+      <w:pPr>
+        <w:autoSpaceDE w:val="0"/>
+        <w:autoSpaceDN w:val="0"/>
+        <w:adjustRightInd w:val="0"/>
+        <w:spacing w:after="0" w:line="240" w:lineRule="auto"/>
+        <w:rPr>
+          <w:rFonts w:ascii="Consolas" w:hAnsi="Consolas" w:cs="Consolas"/>
+          <w:sz w:val="14"/>
+          <w:szCs w:val="14"/>
+        </w:rPr>
+      </w:pPr>
+    </w:p>
+    <w:p>
+      <w:pPr>
+        <w:autoSpaceDE w:val="0"/>
+        <w:autoSpaceDN w:val="0"/>
+        <w:adjustRightInd w:val="0"/>
+        <w:spacing w:after="0" w:line="240" w:lineRule="auto"/>
+        <w:rPr>
+          <w:rFonts w:ascii="Consolas" w:hAnsi="Consolas" w:cs="Consolas"/>
+          <w:sz w:val="14"/>
+          <w:szCs w:val="14"/>
+        </w:rPr>
+      </w:pPr>
+      <w:r>
+        <w:rPr>
+          <w:rFonts w:ascii="Consolas" w:hAnsi="Consolas" w:cs="Consolas"/>
+          <w:color w:val="000000"/>
+          <w:sz w:val="14"/>
+          <w:szCs w:val="14"/>
+        </w:rPr>
+        <w:tab/>
+      </w:r>
+      <w:r>
+        <w:rPr>
+          <w:rFonts w:ascii="Consolas" w:hAnsi="Consolas" w:cs="Consolas"/>
+          <w:b/>
+          <w:bCs/>
+          <w:color w:val="7F0055"/>
+          <w:sz w:val="14"/>
+          <w:szCs w:val="14"/>
+        </w:rPr>
+        <w:t>public</w:t>
+      </w:r>
+      <w:r>
+        <w:rPr>
+          <w:rFonts w:ascii="Consolas" w:hAnsi="Consolas" w:cs="Consolas"/>
+          <w:color w:val="000000"/>
+          <w:sz w:val="14"/>
+          <w:szCs w:val="14"/>
+        </w:rPr>
+        <w:t xml:space="preserve"> </w:t>
+      </w:r>
+      <w:r>
+        <w:rPr>
+          <w:rFonts w:ascii="Consolas" w:hAnsi="Consolas" w:cs="Consolas"/>
+          <w:b/>
+          <w:bCs/>
+          <w:color w:val="7F0055"/>
+          <w:sz w:val="14"/>
+          <w:szCs w:val="14"/>
+        </w:rPr>
+        <w:t>static</w:t>
+      </w:r>
+      <w:r>
+        <w:rPr>
+          <w:rFonts w:ascii="Consolas" w:hAnsi="Consolas" w:cs="Consolas"/>
+          <w:color w:val="000000"/>
+          <w:sz w:val="14"/>
+          <w:szCs w:val="14"/>
+        </w:rPr>
+        <w:t xml:space="preserve"> </w:t>
+      </w:r>
+      <w:r>
+        <w:rPr>
+          <w:rFonts w:ascii="Consolas" w:hAnsi="Consolas" w:cs="Consolas"/>
+          <w:b/>
+          <w:bCs/>
+          <w:color w:val="7F0055"/>
+          <w:sz w:val="14"/>
+          <w:szCs w:val="14"/>
+        </w:rPr>
+        <w:t>void</w:t>
+      </w:r>
+      <w:r>
+        <w:rPr>
+          <w:rFonts w:ascii="Consolas" w:hAnsi="Consolas" w:cs="Consolas"/>
+          <w:color w:val="000000"/>
+          <w:sz w:val="14"/>
+          <w:szCs w:val="14"/>
+        </w:rPr>
+        <w:t xml:space="preserve"> </w:t>
+      </w:r>
+      <w:proofErr w:type="gramStart"/>
+      <w:r>
+        <w:rPr>
+          <w:rFonts w:ascii="Consolas" w:hAnsi="Consolas" w:cs="Consolas"/>
+          <w:color w:val="000000"/>
+          <w:sz w:val="14"/>
+          <w:szCs w:val="14"/>
+        </w:rPr>
+        <w:t>main(</w:t>
+      </w:r>
+      <w:proofErr w:type="gramEnd"/>
+      <w:r>
+        <w:rPr>
+          <w:rFonts w:ascii="Consolas" w:hAnsi="Consolas" w:cs="Consolas"/>
+          <w:color w:val="000000"/>
+          <w:sz w:val="14"/>
+          <w:szCs w:val="14"/>
+        </w:rPr>
+        <w:t xml:space="preserve">String[] </w:t>
+      </w:r>
+      <w:proofErr w:type="spellStart"/>
+      <w:r>
+        <w:rPr>
+          <w:rFonts w:ascii="Consolas" w:hAnsi="Consolas" w:cs="Consolas"/>
+          <w:color w:val="6A3E3E"/>
+          <w:sz w:val="14"/>
+          <w:szCs w:val="14"/>
+        </w:rPr>
+        <w:t>args</w:t>
+      </w:r>
+      <w:proofErr w:type="spellEnd"/>
+      <w:r>
+        <w:rPr>
+          <w:rFonts w:ascii="Consolas" w:hAnsi="Consolas" w:cs="Consolas"/>
+          <w:color w:val="000000"/>
+          <w:sz w:val="14"/>
+          <w:szCs w:val="14"/>
+        </w:rPr>
+        <w:t>) {</w:t>
+      </w:r>
+    </w:p>
+    <w:p>
+      <w:pPr>
+        <w:autoSpaceDE w:val="0"/>
+        <w:autoSpaceDN w:val="0"/>
+        <w:adjustRightInd w:val="0"/>
+        <w:spacing w:after="0" w:line="240" w:lineRule="auto"/>
+        <w:rPr>
+          <w:rFonts w:ascii="Consolas" w:hAnsi="Consolas" w:cs="Consolas"/>
+          <w:sz w:val="14"/>
+          <w:szCs w:val="14"/>
+        </w:rPr>
+      </w:pPr>
+      <w:r>
+        <w:rPr>
+          <w:rFonts w:ascii="Consolas" w:hAnsi="Consolas" w:cs="Consolas"/>
+          <w:color w:val="000000"/>
+          <w:sz w:val="14"/>
+          <w:szCs w:val="14"/>
+        </w:rPr>
+        <w:tab/>
+      </w:r>
+      <w:r>
+        <w:rPr>
+          <w:rFonts w:ascii="Consolas" w:hAnsi="Consolas" w:cs="Consolas"/>
+          <w:color w:val="000000"/>
+          <w:sz w:val="14"/>
+          <w:szCs w:val="14"/>
+        </w:rPr>
+        <w:tab/>
+        <w:t xml:space="preserve">Scanner </w:t>
+      </w:r>
+      <w:proofErr w:type="spellStart"/>
+      <w:r>
+        <w:rPr>
+          <w:rFonts w:ascii="Consolas" w:hAnsi="Consolas" w:cs="Consolas"/>
+          <w:color w:val="6A3E3E"/>
+          <w:sz w:val="14"/>
+          <w:szCs w:val="14"/>
+          <w:u w:val="single"/>
+        </w:rPr>
+        <w:t>sc</w:t>
+      </w:r>
+      <w:proofErr w:type="spellEnd"/>
+      <w:r>
+        <w:rPr>
+          <w:rFonts w:ascii="Consolas" w:hAnsi="Consolas" w:cs="Consolas"/>
+          <w:color w:val="000000"/>
+          <w:sz w:val="14"/>
+          <w:szCs w:val="14"/>
+        </w:rPr>
+        <w:t>=</w:t>
+      </w:r>
+      <w:r>
+        <w:rPr>
+          <w:rFonts w:ascii="Consolas" w:hAnsi="Consolas" w:cs="Consolas"/>
+          <w:b/>
+          <w:bCs/>
+          <w:color w:val="7F0055"/>
+          <w:sz w:val="14"/>
+          <w:szCs w:val="14"/>
+        </w:rPr>
+        <w:t>new</w:t>
+      </w:r>
+      <w:r>
+        <w:rPr>
+          <w:rFonts w:ascii="Consolas" w:hAnsi="Consolas" w:cs="Consolas"/>
+          <w:color w:val="000000"/>
+          <w:sz w:val="14"/>
+          <w:szCs w:val="14"/>
+        </w:rPr>
+        <w:t xml:space="preserve"> </w:t>
+      </w:r>
+      <w:proofErr w:type="gramStart"/>
+      <w:r>
+        <w:rPr>
+          <w:rFonts w:ascii="Consolas" w:hAnsi="Consolas" w:cs="Consolas"/>
+          <w:color w:val="000000"/>
+          <w:sz w:val="14"/>
+          <w:szCs w:val="14"/>
+        </w:rPr>
+        <w:t>Scanner(</w:t>
+      </w:r>
+      <w:proofErr w:type="gramEnd"/>
+      <w:r>
+        <w:rPr>
+          <w:rFonts w:ascii="Consolas" w:hAnsi="Consolas" w:cs="Consolas"/>
+          <w:color w:val="000000"/>
+          <w:sz w:val="14"/>
+          <w:szCs w:val="14"/>
+        </w:rPr>
+        <w:t>System.</w:t>
+      </w:r>
+      <w:r>
+        <w:rPr>
+          <w:rFonts w:ascii="Consolas" w:hAnsi="Consolas" w:cs="Consolas"/>
+          <w:b/>
+          <w:bCs/>
+          <w:i/>
+          <w:iCs/>
+          <w:color w:val="0000C0"/>
+          <w:sz w:val="14"/>
+          <w:szCs w:val="14"/>
+        </w:rPr>
+        <w:t>in</w:t>
+      </w:r>
+      <w:r>
+        <w:rPr>
+          <w:rFonts w:ascii="Consolas" w:hAnsi="Consolas" w:cs="Consolas"/>
+          <w:color w:val="000000"/>
+          <w:sz w:val="14"/>
+          <w:szCs w:val="14"/>
+        </w:rPr>
+        <w:t>);</w:t>
+      </w:r>
+    </w:p>
+    <w:p>
+      <w:pPr>
+        <w:autoSpaceDE w:val="0"/>
+        <w:autoSpaceDN w:val="0"/>
+        <w:adjustRightInd w:val="0"/>
+        <w:spacing w:after="0" w:line="240" w:lineRule="auto"/>
+        <w:rPr>
+          <w:rFonts w:ascii="Consolas" w:hAnsi="Consolas" w:cs="Consolas"/>
+          <w:sz w:val="14"/>
+          <w:szCs w:val="14"/>
+        </w:rPr>
+      </w:pPr>
+      <w:r>
+        <w:rPr>
+          <w:rFonts w:ascii="Consolas" w:hAnsi="Consolas" w:cs="Consolas"/>
+          <w:color w:val="000000"/>
+          <w:sz w:val="14"/>
+          <w:szCs w:val="14"/>
+        </w:rPr>
+        <w:tab/>
+      </w:r>
+      <w:r>
+        <w:rPr>
+          <w:rFonts w:ascii="Consolas" w:hAnsi="Consolas" w:cs="Consolas"/>
+          <w:color w:val="000000"/>
+          <w:sz w:val="14"/>
+          <w:szCs w:val="14"/>
+        </w:rPr>
+        <w:tab/>
+      </w:r>
+      <w:r>
+        <w:rPr>
+          <w:rFonts w:ascii="Consolas" w:hAnsi="Consolas" w:cs="Consolas"/>
+          <w:b/>
+          <w:bCs/>
+          <w:color w:val="7F0055"/>
+          <w:sz w:val="14"/>
+          <w:szCs w:val="14"/>
+        </w:rPr>
+        <w:t>int</w:t>
+      </w:r>
+      <w:r>
+        <w:rPr>
+          <w:rFonts w:ascii="Consolas" w:hAnsi="Consolas" w:cs="Consolas"/>
+          <w:color w:val="000000"/>
+          <w:sz w:val="14"/>
+          <w:szCs w:val="14"/>
+        </w:rPr>
+        <w:t xml:space="preserve"> </w:t>
+      </w:r>
+      <w:r>
+        <w:rPr>
+          <w:rFonts w:ascii="Consolas" w:hAnsi="Consolas" w:cs="Consolas"/>
+          <w:color w:val="6A3E3E"/>
+          <w:sz w:val="14"/>
+          <w:szCs w:val="14"/>
+        </w:rPr>
+        <w:t>n</w:t>
+      </w:r>
+      <w:r>
+        <w:rPr>
+          <w:rFonts w:ascii="Consolas" w:hAnsi="Consolas" w:cs="Consolas"/>
+          <w:color w:val="000000"/>
+          <w:sz w:val="14"/>
+          <w:szCs w:val="14"/>
+        </w:rPr>
+        <w:t>=</w:t>
+      </w:r>
+      <w:proofErr w:type="spellStart"/>
+      <w:proofErr w:type="gramStart"/>
+      <w:r>
+        <w:rPr>
+          <w:rFonts w:ascii="Consolas" w:hAnsi="Consolas" w:cs="Consolas"/>
+          <w:color w:val="6A3E3E"/>
+          <w:sz w:val="14"/>
+          <w:szCs w:val="14"/>
+        </w:rPr>
+        <w:t>sc</w:t>
+      </w:r>
+      <w:r>
+        <w:rPr>
+          <w:rFonts w:ascii="Consolas" w:hAnsi="Consolas" w:cs="Consolas"/>
+          <w:color w:val="000000"/>
+          <w:sz w:val="14"/>
+          <w:szCs w:val="14"/>
+        </w:rPr>
+        <w:t>.nextInt</w:t>
+      </w:r>
+      <w:proofErr w:type="spellEnd"/>
+      <w:proofErr w:type="gramEnd"/>
+      <w:r>
+        <w:rPr>
+          <w:rFonts w:ascii="Consolas" w:hAnsi="Consolas" w:cs="Consolas"/>
+          <w:color w:val="000000"/>
+          <w:sz w:val="14"/>
+          <w:szCs w:val="14"/>
+        </w:rPr>
+        <w:t>();</w:t>
+      </w:r>
+    </w:p>
+    <w:p>
+      <w:pPr>
+        <w:autoSpaceDE w:val="0"/>
+        <w:autoSpaceDN w:val="0"/>
+        <w:adjustRightInd w:val="0"/>
+        <w:spacing w:after="0" w:line="240" w:lineRule="auto"/>
+        <w:rPr>
+          <w:rFonts w:ascii="Consolas" w:hAnsi="Consolas" w:cs="Consolas"/>
+          <w:sz w:val="14"/>
+          <w:szCs w:val="14"/>
+        </w:rPr>
+      </w:pPr>
+      <w:r>
+        <w:rPr>
+          <w:rFonts w:ascii="Consolas" w:hAnsi="Consolas" w:cs="Consolas"/>
+          <w:color w:val="000000"/>
+          <w:sz w:val="14"/>
+          <w:szCs w:val="14"/>
+        </w:rPr>
+        <w:tab/>
+      </w:r>
+      <w:r>
+        <w:rPr>
+          <w:rFonts w:ascii="Consolas" w:hAnsi="Consolas" w:cs="Consolas"/>
+          <w:color w:val="000000"/>
+          <w:sz w:val="14"/>
+          <w:szCs w:val="14"/>
+        </w:rPr>
+        <w:tab/>
+      </w:r>
+      <w:r>
+        <w:rPr>
+          <w:rFonts w:ascii="Consolas" w:hAnsi="Consolas" w:cs="Consolas"/>
+          <w:b/>
+          <w:bCs/>
+          <w:color w:val="7F0055"/>
+          <w:sz w:val="14"/>
+          <w:szCs w:val="14"/>
+        </w:rPr>
+        <w:t>int</w:t>
+      </w:r>
+      <w:r>
+        <w:rPr>
+          <w:rFonts w:ascii="Consolas" w:hAnsi="Consolas" w:cs="Consolas"/>
+          <w:color w:val="000000"/>
+          <w:sz w:val="14"/>
+          <w:szCs w:val="14"/>
+        </w:rPr>
+        <w:t xml:space="preserve"> </w:t>
+      </w:r>
+      <w:proofErr w:type="spellStart"/>
+      <w:proofErr w:type="gramStart"/>
+      <w:r>
+        <w:rPr>
+          <w:rFonts w:ascii="Consolas" w:hAnsi="Consolas" w:cs="Consolas"/>
+          <w:color w:val="6A3E3E"/>
+          <w:sz w:val="14"/>
+          <w:szCs w:val="14"/>
+        </w:rPr>
+        <w:t>arr</w:t>
+      </w:r>
+      <w:proofErr w:type="spellEnd"/>
+      <w:r>
+        <w:rPr>
+          <w:rFonts w:ascii="Consolas" w:hAnsi="Consolas" w:cs="Consolas"/>
+          <w:color w:val="000000"/>
+          <w:sz w:val="14"/>
+          <w:szCs w:val="14"/>
+        </w:rPr>
+        <w:t>[</w:t>
+      </w:r>
+      <w:proofErr w:type="gramEnd"/>
+      <w:r>
+        <w:rPr>
+          <w:rFonts w:ascii="Consolas" w:hAnsi="Consolas" w:cs="Consolas"/>
+          <w:color w:val="000000"/>
+          <w:sz w:val="14"/>
+          <w:szCs w:val="14"/>
+        </w:rPr>
+        <w:t>]=</w:t>
+      </w:r>
+      <w:r>
+        <w:rPr>
+          <w:rFonts w:ascii="Consolas" w:hAnsi="Consolas" w:cs="Consolas"/>
+          <w:b/>
+          <w:bCs/>
+          <w:color w:val="7F0055"/>
+          <w:sz w:val="14"/>
+          <w:szCs w:val="14"/>
+        </w:rPr>
+        <w:t>new</w:t>
+      </w:r>
+      <w:r>
+        <w:rPr>
+          <w:rFonts w:ascii="Consolas" w:hAnsi="Consolas" w:cs="Consolas"/>
+          <w:color w:val="000000"/>
+          <w:sz w:val="14"/>
+          <w:szCs w:val="14"/>
+        </w:rPr>
+        <w:t xml:space="preserve"> </w:t>
+      </w:r>
+      <w:r>
+        <w:rPr>
+          <w:rFonts w:ascii="Consolas" w:hAnsi="Consolas" w:cs="Consolas"/>
+          <w:b/>
+          <w:bCs/>
+          <w:color w:val="7F0055"/>
+          <w:sz w:val="14"/>
+          <w:szCs w:val="14"/>
+        </w:rPr>
+        <w:t>int</w:t>
+      </w:r>
+      <w:r>
+        <w:rPr>
+          <w:rFonts w:ascii="Consolas" w:hAnsi="Consolas" w:cs="Consolas"/>
+          <w:color w:val="000000"/>
+          <w:sz w:val="14"/>
+          <w:szCs w:val="14"/>
+        </w:rPr>
+        <w:t>[</w:t>
+      </w:r>
+      <w:r>
+        <w:rPr>
+          <w:rFonts w:ascii="Consolas" w:hAnsi="Consolas" w:cs="Consolas"/>
+          <w:color w:val="6A3E3E"/>
+          <w:sz w:val="14"/>
+          <w:szCs w:val="14"/>
+        </w:rPr>
+        <w:t>n</w:t>
+      </w:r>
+      <w:r>
+        <w:rPr>
+          <w:rFonts w:ascii="Consolas" w:hAnsi="Consolas" w:cs="Consolas"/>
+          <w:color w:val="000000"/>
+          <w:sz w:val="14"/>
+          <w:szCs w:val="14"/>
+        </w:rPr>
+        <w:t>];</w:t>
+      </w:r>
+    </w:p>
+    <w:p>
+      <w:pPr>
+        <w:autoSpaceDE w:val="0"/>
+        <w:autoSpaceDN w:val="0"/>
+        <w:adjustRightInd w:val="0"/>
+        <w:spacing w:after="0" w:line="240" w:lineRule="auto"/>
+        <w:rPr>
+          <w:rFonts w:ascii="Consolas" w:hAnsi="Consolas" w:cs="Consolas"/>
+          <w:sz w:val="14"/>
+          <w:szCs w:val="14"/>
+        </w:rPr>
+      </w:pPr>
+      <w:r>
+        <w:rPr>
+          <w:rFonts w:ascii="Consolas" w:hAnsi="Consolas" w:cs="Consolas"/>
+          <w:color w:val="000000"/>
+          <w:sz w:val="14"/>
+          <w:szCs w:val="14"/>
+        </w:rPr>
+        <w:tab/>
+      </w:r>
+      <w:r>
+        <w:rPr>
+          <w:rFonts w:ascii="Consolas" w:hAnsi="Consolas" w:cs="Consolas"/>
+          <w:color w:val="000000"/>
+          <w:sz w:val="14"/>
+          <w:szCs w:val="14"/>
+        </w:rPr>
+        <w:tab/>
+      </w:r>
+    </w:p>
+    <w:p>
+      <w:pPr>
+        <w:autoSpaceDE w:val="0"/>
+        <w:autoSpaceDN w:val="0"/>
+        <w:adjustRightInd w:val="0"/>
+        <w:spacing w:after="0" w:line="240" w:lineRule="auto"/>
+        <w:rPr>
+          <w:rFonts w:ascii="Consolas" w:hAnsi="Consolas" w:cs="Consolas"/>
+          <w:sz w:val="14"/>
+          <w:szCs w:val="14"/>
+        </w:rPr>
+      </w:pPr>
+      <w:r>
+        <w:rPr>
+          <w:rFonts w:ascii="Consolas" w:hAnsi="Consolas" w:cs="Consolas"/>
+          <w:color w:val="000000"/>
+          <w:sz w:val="14"/>
+          <w:szCs w:val="14"/>
+        </w:rPr>
+        <w:tab/>
+      </w:r>
+      <w:r>
+        <w:rPr>
+          <w:rFonts w:ascii="Consolas" w:hAnsi="Consolas" w:cs="Consolas"/>
+          <w:color w:val="000000"/>
+          <w:sz w:val="14"/>
+          <w:szCs w:val="14"/>
+        </w:rPr>
+        <w:tab/>
+      </w:r>
+      <w:proofErr w:type="gramStart"/>
+      <w:r>
+        <w:rPr>
+          <w:rFonts w:ascii="Consolas" w:hAnsi="Consolas" w:cs="Consolas"/>
+          <w:b/>
+          <w:bCs/>
+          <w:color w:val="7F0055"/>
+          <w:sz w:val="14"/>
+          <w:szCs w:val="14"/>
+        </w:rPr>
+        <w:t>for</w:t>
+      </w:r>
+      <w:r>
+        <w:rPr>
+          <w:rFonts w:ascii="Consolas" w:hAnsi="Consolas" w:cs="Consolas"/>
+          <w:color w:val="000000"/>
+          <w:sz w:val="14"/>
+          <w:szCs w:val="14"/>
+        </w:rPr>
+        <w:t>(</w:t>
+      </w:r>
+      <w:proofErr w:type="gramEnd"/>
+      <w:r>
+        <w:rPr>
+          <w:rFonts w:ascii="Consolas" w:hAnsi="Consolas" w:cs="Consolas"/>
+          <w:b/>
+          <w:bCs/>
+          <w:color w:val="7F0055"/>
+          <w:sz w:val="14"/>
+          <w:szCs w:val="14"/>
+        </w:rPr>
+        <w:t>int</w:t>
+      </w:r>
+      <w:r>
+        <w:rPr>
+          <w:rFonts w:ascii="Consolas" w:hAnsi="Consolas" w:cs="Consolas"/>
+          <w:color w:val="000000"/>
+          <w:sz w:val="14"/>
+          <w:szCs w:val="14"/>
+        </w:rPr>
+        <w:t xml:space="preserve"> </w:t>
+      </w:r>
+      <w:proofErr w:type="spellStart"/>
+      <w:r>
+        <w:rPr>
+          <w:rFonts w:ascii="Consolas" w:hAnsi="Consolas" w:cs="Consolas"/>
+          <w:color w:val="6A3E3E"/>
+          <w:sz w:val="14"/>
+          <w:szCs w:val="14"/>
+        </w:rPr>
+        <w:t>i</w:t>
+      </w:r>
+      <w:proofErr w:type="spellEnd"/>
+      <w:r>
+        <w:rPr>
+          <w:rFonts w:ascii="Consolas" w:hAnsi="Consolas" w:cs="Consolas"/>
+          <w:color w:val="000000"/>
+          <w:sz w:val="14"/>
+          <w:szCs w:val="14"/>
+        </w:rPr>
+        <w:t>=0;</w:t>
+      </w:r>
+      <w:r>
+        <w:rPr>
+          <w:rFonts w:ascii="Consolas" w:hAnsi="Consolas" w:cs="Consolas"/>
+          <w:color w:val="6A3E3E"/>
+          <w:sz w:val="14"/>
+          <w:szCs w:val="14"/>
+        </w:rPr>
+        <w:t>i</w:t>
+      </w:r>
+      <w:r>
+        <w:rPr>
+          <w:rFonts w:ascii="Consolas" w:hAnsi="Consolas" w:cs="Consolas"/>
+          <w:color w:val="000000"/>
+          <w:sz w:val="14"/>
+          <w:szCs w:val="14"/>
+        </w:rPr>
+        <w:t>&lt;</w:t>
+      </w:r>
+      <w:proofErr w:type="spellStart"/>
+      <w:r>
+        <w:rPr>
+          <w:rFonts w:ascii="Consolas" w:hAnsi="Consolas" w:cs="Consolas"/>
+          <w:color w:val="6A3E3E"/>
+          <w:sz w:val="14"/>
+          <w:szCs w:val="14"/>
+        </w:rPr>
+        <w:t>n</w:t>
+      </w:r>
+      <w:r>
+        <w:rPr>
+          <w:rFonts w:ascii="Consolas" w:hAnsi="Consolas" w:cs="Consolas"/>
+          <w:color w:val="000000"/>
+          <w:sz w:val="14"/>
+          <w:szCs w:val="14"/>
+        </w:rPr>
+        <w:t>;</w:t>
+      </w:r>
+      <w:r>
+        <w:rPr>
+          <w:rFonts w:ascii="Consolas" w:hAnsi="Consolas" w:cs="Consolas"/>
+          <w:color w:val="6A3E3E"/>
+          <w:sz w:val="14"/>
+          <w:szCs w:val="14"/>
+        </w:rPr>
+        <w:t>i</w:t>
+      </w:r>
+      <w:proofErr w:type="spellEnd"/>
+      <w:r>
+        <w:rPr>
+          <w:rFonts w:ascii="Consolas" w:hAnsi="Consolas" w:cs="Consolas"/>
+          <w:color w:val="000000"/>
+          <w:sz w:val="14"/>
+          <w:szCs w:val="14"/>
+        </w:rPr>
+        <w:t>++)</w:t>
+      </w:r>
+    </w:p>
+    <w:p>
+      <w:pPr>
+        <w:autoSpaceDE w:val="0"/>
+        <w:autoSpaceDN w:val="0"/>
+        <w:adjustRightInd w:val="0"/>
+        <w:spacing w:after="0" w:line="240" w:lineRule="auto"/>
+        <w:rPr>
+          <w:rFonts w:ascii="Consolas" w:hAnsi="Consolas" w:cs="Consolas"/>
+          <w:sz w:val="14"/>
+          <w:szCs w:val="14"/>
+        </w:rPr>
+      </w:pPr>
+      <w:r>
+        <w:rPr>
+          <w:rFonts w:ascii="Consolas" w:hAnsi="Consolas" w:cs="Consolas"/>
+          <w:color w:val="000000"/>
+          <w:sz w:val="14"/>
+          <w:szCs w:val="14"/>
+        </w:rPr>
+        <w:tab/>
+      </w:r>
+      <w:r>
+        <w:rPr>
+          <w:rFonts w:ascii="Consolas" w:hAnsi="Consolas" w:cs="Consolas"/>
+          <w:color w:val="000000"/>
+          <w:sz w:val="14"/>
+          <w:szCs w:val="14"/>
+        </w:rPr>
+        <w:tab/>
+        <w:t>{</w:t>
+      </w:r>
+    </w:p>
+    <w:p>
+      <w:pPr>
+        <w:autoSpaceDE w:val="0"/>
+        <w:autoSpaceDN w:val="0"/>
+        <w:adjustRightInd w:val="0"/>
+        <w:spacing w:after="0" w:line="240" w:lineRule="auto"/>
+        <w:rPr>
+          <w:rFonts w:ascii="Consolas" w:hAnsi="Consolas" w:cs="Consolas"/>
+          <w:sz w:val="14"/>
+          <w:szCs w:val="14"/>
+        </w:rPr>
+      </w:pPr>
+      <w:r>
+        <w:rPr>
+          <w:rFonts w:ascii="Consolas" w:hAnsi="Consolas" w:cs="Consolas"/>
+          <w:color w:val="000000"/>
+          <w:sz w:val="14"/>
+          <w:szCs w:val="14"/>
+        </w:rPr>
+        <w:tab/>
+      </w:r>
+      <w:r>
+        <w:rPr>
+          <w:rFonts w:ascii="Consolas" w:hAnsi="Consolas" w:cs="Consolas"/>
+          <w:color w:val="000000"/>
+          <w:sz w:val="14"/>
+          <w:szCs w:val="14"/>
+        </w:rPr>
+        <w:tab/>
+      </w:r>
+      <w:r>
+        <w:rPr>
+          <w:rFonts w:ascii="Consolas" w:hAnsi="Consolas" w:cs="Consolas"/>
+          <w:color w:val="000000"/>
+          <w:sz w:val="14"/>
+          <w:szCs w:val="14"/>
+        </w:rPr>
+        <w:tab/>
+      </w:r>
+      <w:proofErr w:type="spellStart"/>
+      <w:r>
+        <w:rPr>
+          <w:rFonts w:ascii="Consolas" w:hAnsi="Consolas" w:cs="Consolas"/>
+          <w:color w:val="6A3E3E"/>
+          <w:sz w:val="14"/>
+          <w:szCs w:val="14"/>
+        </w:rPr>
+        <w:t>arr</w:t>
+      </w:r>
+      <w:proofErr w:type="spellEnd"/>
+      <w:r>
+        <w:rPr>
+          <w:rFonts w:ascii="Consolas" w:hAnsi="Consolas" w:cs="Consolas"/>
+          <w:color w:val="000000"/>
+          <w:sz w:val="14"/>
+          <w:szCs w:val="14"/>
+        </w:rPr>
+        <w:t>[</w:t>
+      </w:r>
+      <w:proofErr w:type="spellStart"/>
+      <w:r>
+        <w:rPr>
+          <w:rFonts w:ascii="Consolas" w:hAnsi="Consolas" w:cs="Consolas"/>
+          <w:color w:val="6A3E3E"/>
+          <w:sz w:val="14"/>
+          <w:szCs w:val="14"/>
+        </w:rPr>
+        <w:t>i</w:t>
+      </w:r>
+      <w:proofErr w:type="spellEnd"/>
+      <w:r>
+        <w:rPr>
+          <w:rFonts w:ascii="Consolas" w:hAnsi="Consolas" w:cs="Consolas"/>
+          <w:color w:val="000000"/>
+          <w:sz w:val="14"/>
+          <w:szCs w:val="14"/>
+        </w:rPr>
+        <w:t>]=</w:t>
+      </w:r>
+      <w:proofErr w:type="spellStart"/>
+      <w:proofErr w:type="gramStart"/>
+      <w:r>
+        <w:rPr>
+          <w:rFonts w:ascii="Consolas" w:hAnsi="Consolas" w:cs="Consolas"/>
+          <w:color w:val="6A3E3E"/>
+          <w:sz w:val="14"/>
+          <w:szCs w:val="14"/>
+        </w:rPr>
+        <w:t>sc</w:t>
+      </w:r>
+      <w:r>
+        <w:rPr>
+          <w:rFonts w:ascii="Consolas" w:hAnsi="Consolas" w:cs="Consolas"/>
+          <w:color w:val="000000"/>
+          <w:sz w:val="14"/>
+          <w:szCs w:val="14"/>
+        </w:rPr>
+        <w:t>.nextInt</w:t>
+      </w:r>
+      <w:proofErr w:type="spellEnd"/>
+      <w:proofErr w:type="gramEnd"/>
+      <w:r>
+        <w:rPr>
+          <w:rFonts w:ascii="Consolas" w:hAnsi="Consolas" w:cs="Consolas"/>
+          <w:color w:val="000000"/>
+          <w:sz w:val="14"/>
+          <w:szCs w:val="14"/>
+        </w:rPr>
+        <w:t>();</w:t>
+      </w:r>
+    </w:p>
+    <w:p>
+      <w:pPr>
+        <w:autoSpaceDE w:val="0"/>
+        <w:autoSpaceDN w:val="0"/>
+        <w:adjustRightInd w:val="0"/>
+        <w:spacing w:after="0" w:line="240" w:lineRule="auto"/>
+        <w:rPr>
+          <w:rFonts w:ascii="Consolas" w:hAnsi="Consolas" w:cs="Consolas"/>
+          <w:sz w:val="14"/>
+          <w:szCs w:val="14"/>
+        </w:rPr>
+      </w:pPr>
+      <w:r>
+        <w:rPr>
+          <w:rFonts w:ascii="Consolas" w:hAnsi="Consolas" w:cs="Consolas"/>
+          <w:color w:val="000000"/>
+          <w:sz w:val="14"/>
+          <w:szCs w:val="14"/>
+        </w:rPr>
+        <w:tab/>
+      </w:r>
+      <w:r>
+        <w:rPr>
+          <w:rFonts w:ascii="Consolas" w:hAnsi="Consolas" w:cs="Consolas"/>
+          <w:color w:val="000000"/>
+          <w:sz w:val="14"/>
+          <w:szCs w:val="14"/>
+        </w:rPr>
+        <w:tab/>
+        <w:t>}</w:t>
+      </w:r>
+    </w:p>
+    <w:p>
+      <w:pPr>
+        <w:autoSpaceDE w:val="0"/>
+        <w:autoSpaceDN w:val="0"/>
+        <w:adjustRightInd w:val="0"/>
+        <w:spacing w:after="0" w:line="240" w:lineRule="auto"/>
+        <w:rPr>
+          <w:rFonts w:ascii="Consolas" w:hAnsi="Consolas" w:cs="Consolas"/>
+          <w:sz w:val="14"/>
+          <w:szCs w:val="14"/>
+        </w:rPr>
+      </w:pPr>
+      <w:r>
+        <w:rPr>
+          <w:rFonts w:ascii="Consolas" w:hAnsi="Consolas" w:cs="Consolas"/>
+          <w:color w:val="000000"/>
+          <w:sz w:val="14"/>
+          <w:szCs w:val="14"/>
+        </w:rPr>
+        <w:tab/>
+      </w:r>
+      <w:r>
+        <w:rPr>
+          <w:rFonts w:ascii="Consolas" w:hAnsi="Consolas" w:cs="Consolas"/>
+          <w:color w:val="000000"/>
+          <w:sz w:val="14"/>
+          <w:szCs w:val="14"/>
+        </w:rPr>
+        <w:tab/>
+      </w:r>
+    </w:p>
+    <w:p>
+      <w:pPr>
+        <w:autoSpaceDE w:val="0"/>
+        <w:autoSpaceDN w:val="0"/>
+        <w:adjustRightInd w:val="0"/>
+        <w:spacing w:after="0" w:line="240" w:lineRule="auto"/>
+        <w:rPr>
+          <w:rFonts w:ascii="Consolas" w:hAnsi="Consolas" w:cs="Consolas"/>
+          <w:sz w:val="14"/>
+          <w:szCs w:val="14"/>
+        </w:rPr>
+      </w:pPr>
+      <w:r>
+        <w:rPr>
+          <w:rFonts w:ascii="Consolas" w:hAnsi="Consolas" w:cs="Consolas"/>
+          <w:color w:val="000000"/>
+          <w:sz w:val="14"/>
+          <w:szCs w:val="14"/>
+        </w:rPr>
+        <w:tab/>
+      </w:r>
+      <w:r>
+        <w:rPr>
+          <w:rFonts w:ascii="Consolas" w:hAnsi="Consolas" w:cs="Consolas"/>
+          <w:color w:val="000000"/>
+          <w:sz w:val="14"/>
+          <w:szCs w:val="14"/>
+        </w:rPr>
+        <w:tab/>
+      </w:r>
+      <w:r>
+        <w:rPr>
+          <w:rFonts w:ascii="Consolas" w:hAnsi="Consolas" w:cs="Consolas"/>
+          <w:b/>
+          <w:bCs/>
+          <w:color w:val="7F0055"/>
+          <w:sz w:val="14"/>
+          <w:szCs w:val="14"/>
+        </w:rPr>
+        <w:t>int</w:t>
+      </w:r>
+      <w:r>
+        <w:rPr>
+          <w:rFonts w:ascii="Consolas" w:hAnsi="Consolas" w:cs="Consolas"/>
+          <w:color w:val="000000"/>
+          <w:sz w:val="14"/>
+          <w:szCs w:val="14"/>
+        </w:rPr>
+        <w:t xml:space="preserve"> </w:t>
+      </w:r>
+      <w:r>
+        <w:rPr>
+          <w:rFonts w:ascii="Consolas" w:hAnsi="Consolas" w:cs="Consolas"/>
+          <w:color w:val="6A3E3E"/>
+          <w:sz w:val="14"/>
+          <w:szCs w:val="14"/>
+        </w:rPr>
+        <w:t>count</w:t>
+      </w:r>
+      <w:r>
+        <w:rPr>
+          <w:rFonts w:ascii="Consolas" w:hAnsi="Consolas" w:cs="Consolas"/>
+          <w:color w:val="000000"/>
+          <w:sz w:val="14"/>
+          <w:szCs w:val="14"/>
+        </w:rPr>
+        <w:t>=</w:t>
+      </w:r>
+      <w:proofErr w:type="spellStart"/>
+      <w:proofErr w:type="gramStart"/>
+      <w:r>
+        <w:rPr>
+          <w:rFonts w:ascii="Consolas" w:hAnsi="Consolas" w:cs="Consolas"/>
+          <w:color w:val="6A3E3E"/>
+          <w:sz w:val="14"/>
+          <w:szCs w:val="14"/>
+        </w:rPr>
+        <w:t>sc</w:t>
+      </w:r>
+      <w:r>
+        <w:rPr>
+          <w:rFonts w:ascii="Consolas" w:hAnsi="Consolas" w:cs="Consolas"/>
+          <w:color w:val="000000"/>
+          <w:sz w:val="14"/>
+          <w:szCs w:val="14"/>
+        </w:rPr>
+        <w:t>.nextInt</w:t>
+      </w:r>
+      <w:proofErr w:type="spellEnd"/>
+      <w:proofErr w:type="gramEnd"/>
+      <w:r>
+        <w:rPr>
+          <w:rFonts w:ascii="Consolas" w:hAnsi="Consolas" w:cs="Consolas"/>
+          <w:color w:val="000000"/>
+          <w:sz w:val="14"/>
+          <w:szCs w:val="14"/>
+        </w:rPr>
+        <w:t>();</w:t>
+      </w:r>
+    </w:p>
+    <w:p>
+      <w:pPr>
+        <w:autoSpaceDE w:val="0"/>
+        <w:autoSpaceDN w:val="0"/>
+        <w:adjustRightInd w:val="0"/>
+        <w:spacing w:after="0" w:line="240" w:lineRule="auto"/>
+        <w:rPr>
+          <w:rFonts w:ascii="Consolas" w:hAnsi="Consolas" w:cs="Consolas"/>
+          <w:sz w:val="14"/>
+          <w:szCs w:val="14"/>
+        </w:rPr>
+      </w:pPr>
+      <w:r>
+        <w:rPr>
+          <w:rFonts w:ascii="Consolas" w:hAnsi="Consolas" w:cs="Consolas"/>
+          <w:color w:val="000000"/>
+          <w:sz w:val="14"/>
+          <w:szCs w:val="14"/>
+        </w:rPr>
+        <w:tab/>
+      </w:r>
+      <w:r>
+        <w:rPr>
+          <w:rFonts w:ascii="Consolas" w:hAnsi="Consolas" w:cs="Consolas"/>
+          <w:color w:val="000000"/>
+          <w:sz w:val="14"/>
+          <w:szCs w:val="14"/>
+        </w:rPr>
+        <w:tab/>
+      </w:r>
+    </w:p>
+    <w:p>
+      <w:pPr>
+        <w:autoSpaceDE w:val="0"/>
+        <w:autoSpaceDN w:val="0"/>
+        <w:adjustRightInd w:val="0"/>
+        <w:spacing w:after="0" w:line="240" w:lineRule="auto"/>
+        <w:rPr>
+          <w:rFonts w:ascii="Consolas" w:hAnsi="Consolas" w:cs="Consolas"/>
+          <w:sz w:val="14"/>
+          <w:szCs w:val="14"/>
+        </w:rPr>
+      </w:pPr>
+      <w:r>
+        <w:rPr>
+          <w:rFonts w:ascii="Consolas" w:hAnsi="Consolas" w:cs="Consolas"/>
+          <w:color w:val="000000"/>
+          <w:sz w:val="14"/>
+          <w:szCs w:val="14"/>
+        </w:rPr>
+        <w:tab/>
+      </w:r>
+      <w:r>
+        <w:rPr>
+          <w:rFonts w:ascii="Consolas" w:hAnsi="Consolas" w:cs="Consolas"/>
+          <w:color w:val="000000"/>
+          <w:sz w:val="14"/>
+          <w:szCs w:val="14"/>
+        </w:rPr>
+        <w:tab/>
+        <w:t xml:space="preserve">List&lt;Integer&gt; </w:t>
+      </w:r>
+      <w:proofErr w:type="spellStart"/>
+      <w:r>
+        <w:rPr>
+          <w:rFonts w:ascii="Consolas" w:hAnsi="Consolas" w:cs="Consolas"/>
+          <w:color w:val="6A3E3E"/>
+          <w:sz w:val="14"/>
+          <w:szCs w:val="14"/>
+        </w:rPr>
+        <w:t>alist</w:t>
+      </w:r>
+      <w:proofErr w:type="spellEnd"/>
+      <w:r>
+        <w:rPr>
+          <w:rFonts w:ascii="Consolas" w:hAnsi="Consolas" w:cs="Consolas"/>
+          <w:color w:val="000000"/>
+          <w:sz w:val="14"/>
+          <w:szCs w:val="14"/>
+        </w:rPr>
+        <w:t>=</w:t>
+      </w:r>
+      <w:r>
+        <w:rPr>
+          <w:rFonts w:ascii="Consolas" w:hAnsi="Consolas" w:cs="Consolas"/>
+          <w:b/>
+          <w:bCs/>
+          <w:color w:val="7F0055"/>
+          <w:sz w:val="14"/>
+          <w:szCs w:val="14"/>
+        </w:rPr>
+        <w:t>new</w:t>
+      </w:r>
+      <w:r>
+        <w:rPr>
+          <w:rFonts w:ascii="Consolas" w:hAnsi="Consolas" w:cs="Consolas"/>
+          <w:color w:val="000000"/>
+          <w:sz w:val="14"/>
+          <w:szCs w:val="14"/>
+        </w:rPr>
+        <w:t xml:space="preserve"> </w:t>
+      </w:r>
+      <w:proofErr w:type="spellStart"/>
+      <w:r>
+        <w:rPr>
+          <w:rFonts w:ascii="Consolas" w:hAnsi="Consolas" w:cs="Consolas"/>
+          <w:color w:val="000000"/>
+          <w:sz w:val="14"/>
+          <w:szCs w:val="14"/>
+        </w:rPr>
+        <w:t>ArrayList</w:t>
+      </w:r>
+      <w:proofErr w:type="spellEnd"/>
+      <w:r>
+        <w:rPr>
+          <w:rFonts w:ascii="Consolas" w:hAnsi="Consolas" w:cs="Consolas"/>
+          <w:color w:val="000000"/>
+          <w:sz w:val="14"/>
+          <w:szCs w:val="14"/>
+        </w:rPr>
+        <w:t>&lt;Integer</w:t>
+      </w:r>
+      <w:proofErr w:type="gramStart"/>
+      <w:r>
+        <w:rPr>
+          <w:rFonts w:ascii="Consolas" w:hAnsi="Consolas" w:cs="Consolas"/>
+          <w:color w:val="000000"/>
+          <w:sz w:val="14"/>
+          <w:szCs w:val="14"/>
+        </w:rPr>
+        <w:t>&gt;(</w:t>
+      </w:r>
+      <w:proofErr w:type="gramEnd"/>
+      <w:r>
+        <w:rPr>
+          <w:rFonts w:ascii="Consolas" w:hAnsi="Consolas" w:cs="Consolas"/>
+          <w:color w:val="000000"/>
+          <w:sz w:val="14"/>
+          <w:szCs w:val="14"/>
+        </w:rPr>
+        <w:t>);</w:t>
+      </w:r>
+    </w:p>
+    <w:p>
+      <w:pPr>
+        <w:autoSpaceDE w:val="0"/>
+        <w:autoSpaceDN w:val="0"/>
+        <w:adjustRightInd w:val="0"/>
+        <w:spacing w:after="0" w:line="240" w:lineRule="auto"/>
+        <w:rPr>
+          <w:rFonts w:ascii="Consolas" w:hAnsi="Consolas" w:cs="Consolas"/>
+          <w:sz w:val="14"/>
+          <w:szCs w:val="14"/>
+        </w:rPr>
+      </w:pPr>
+      <w:r>
+        <w:rPr>
+          <w:rFonts w:ascii="Consolas" w:hAnsi="Consolas" w:cs="Consolas"/>
+          <w:color w:val="000000"/>
+          <w:sz w:val="14"/>
+          <w:szCs w:val="14"/>
+        </w:rPr>
+        <w:tab/>
+      </w:r>
+      <w:r>
+        <w:rPr>
+          <w:rFonts w:ascii="Consolas" w:hAnsi="Consolas" w:cs="Consolas"/>
+          <w:color w:val="000000"/>
+          <w:sz w:val="14"/>
+          <w:szCs w:val="14"/>
+        </w:rPr>
+        <w:tab/>
+      </w:r>
+      <w:proofErr w:type="gramStart"/>
+      <w:r>
+        <w:rPr>
+          <w:rFonts w:ascii="Consolas" w:hAnsi="Consolas" w:cs="Consolas"/>
+          <w:b/>
+          <w:bCs/>
+          <w:color w:val="7F0055"/>
+          <w:sz w:val="14"/>
+          <w:szCs w:val="14"/>
+        </w:rPr>
+        <w:t>for</w:t>
+      </w:r>
+      <w:r>
+        <w:rPr>
+          <w:rFonts w:ascii="Consolas" w:hAnsi="Consolas" w:cs="Consolas"/>
+          <w:color w:val="000000"/>
+          <w:sz w:val="14"/>
+          <w:szCs w:val="14"/>
+        </w:rPr>
+        <w:t>(</w:t>
+      </w:r>
+      <w:proofErr w:type="gramEnd"/>
+      <w:r>
+        <w:rPr>
+          <w:rFonts w:ascii="Consolas" w:hAnsi="Consolas" w:cs="Consolas"/>
+          <w:b/>
+          <w:bCs/>
+          <w:color w:val="7F0055"/>
+          <w:sz w:val="14"/>
+          <w:szCs w:val="14"/>
+        </w:rPr>
+        <w:t>int</w:t>
+      </w:r>
+      <w:r>
+        <w:rPr>
+          <w:rFonts w:ascii="Consolas" w:hAnsi="Consolas" w:cs="Consolas"/>
+          <w:color w:val="000000"/>
+          <w:sz w:val="14"/>
+          <w:szCs w:val="14"/>
+        </w:rPr>
+        <w:t xml:space="preserve"> </w:t>
+      </w:r>
+      <w:proofErr w:type="spellStart"/>
+      <w:r>
+        <w:rPr>
+          <w:rFonts w:ascii="Consolas" w:hAnsi="Consolas" w:cs="Consolas"/>
+          <w:color w:val="6A3E3E"/>
+          <w:sz w:val="14"/>
+          <w:szCs w:val="14"/>
+        </w:rPr>
+        <w:t>i</w:t>
+      </w:r>
+      <w:proofErr w:type="spellEnd"/>
+      <w:r>
+        <w:rPr>
+          <w:rFonts w:ascii="Consolas" w:hAnsi="Consolas" w:cs="Consolas"/>
+          <w:color w:val="000000"/>
+          <w:sz w:val="14"/>
+          <w:szCs w:val="14"/>
+        </w:rPr>
+        <w:t>=0;</w:t>
+      </w:r>
+      <w:r>
+        <w:rPr>
+          <w:rFonts w:ascii="Consolas" w:hAnsi="Consolas" w:cs="Consolas"/>
+          <w:color w:val="6A3E3E"/>
+          <w:sz w:val="14"/>
+          <w:szCs w:val="14"/>
+        </w:rPr>
+        <w:t>i</w:t>
+      </w:r>
+      <w:r>
+        <w:rPr>
+          <w:rFonts w:ascii="Consolas" w:hAnsi="Consolas" w:cs="Consolas"/>
+          <w:color w:val="000000"/>
+          <w:sz w:val="14"/>
+          <w:szCs w:val="14"/>
+        </w:rPr>
+        <w:t>&lt;</w:t>
+      </w:r>
+      <w:proofErr w:type="spellStart"/>
+      <w:r>
+        <w:rPr>
+          <w:rFonts w:ascii="Consolas" w:hAnsi="Consolas" w:cs="Consolas"/>
+          <w:color w:val="6A3E3E"/>
+          <w:sz w:val="14"/>
+          <w:szCs w:val="14"/>
+        </w:rPr>
+        <w:t>n</w:t>
+      </w:r>
+      <w:r>
+        <w:rPr>
+          <w:rFonts w:ascii="Consolas" w:hAnsi="Consolas" w:cs="Consolas"/>
+          <w:color w:val="000000"/>
+          <w:sz w:val="14"/>
+          <w:szCs w:val="14"/>
+        </w:rPr>
+        <w:t>;</w:t>
+      </w:r>
+      <w:r>
+        <w:rPr>
+          <w:rFonts w:ascii="Consolas" w:hAnsi="Consolas" w:cs="Consolas"/>
+          <w:color w:val="6A3E3E"/>
+          <w:sz w:val="14"/>
+          <w:szCs w:val="14"/>
+        </w:rPr>
+        <w:t>i</w:t>
+      </w:r>
+      <w:proofErr w:type="spellEnd"/>
+      <w:r>
+        <w:rPr>
+          <w:rFonts w:ascii="Consolas" w:hAnsi="Consolas" w:cs="Consolas"/>
+          <w:color w:val="000000"/>
+          <w:sz w:val="14"/>
+          <w:szCs w:val="14"/>
+        </w:rPr>
+        <w:t>++)</w:t>
+      </w:r>
+    </w:p>
+    <w:p>
+      <w:pPr>
+        <w:autoSpaceDE w:val="0"/>
+        <w:autoSpaceDN w:val="0"/>
+        <w:adjustRightInd w:val="0"/>
+        <w:spacing w:after="0" w:line="240" w:lineRule="auto"/>
+        <w:rPr>
+          <w:rFonts w:ascii="Consolas" w:hAnsi="Consolas" w:cs="Consolas"/>
+          <w:sz w:val="14"/>
+          <w:szCs w:val="14"/>
+        </w:rPr>
+      </w:pPr>
+      <w:r>
+        <w:rPr>
+          <w:rFonts w:ascii="Consolas" w:hAnsi="Consolas" w:cs="Consolas"/>
+          <w:color w:val="000000"/>
+          <w:sz w:val="14"/>
+          <w:szCs w:val="14"/>
+        </w:rPr>
+        <w:tab/>
+      </w:r>
+      <w:r>
+        <w:rPr>
+          <w:rFonts w:ascii="Consolas" w:hAnsi="Consolas" w:cs="Consolas"/>
+          <w:color w:val="000000"/>
+          <w:sz w:val="14"/>
+          <w:szCs w:val="14"/>
+        </w:rPr>
+        <w:tab/>
+        <w:t>{</w:t>
+      </w:r>
+    </w:p>
+    <w:p>
+      <w:pPr>
+        <w:autoSpaceDE w:val="0"/>
+        <w:autoSpaceDN w:val="0"/>
+        <w:adjustRightInd w:val="0"/>
+        <w:spacing w:after="0" w:line="240" w:lineRule="auto"/>
+        <w:rPr>
+          <w:rFonts w:ascii="Consolas" w:hAnsi="Consolas" w:cs="Consolas"/>
+          <w:sz w:val="14"/>
+          <w:szCs w:val="14"/>
+        </w:rPr>
+      </w:pPr>
+      <w:r>
+        <w:rPr>
+          <w:rFonts w:ascii="Consolas" w:hAnsi="Consolas" w:cs="Consolas"/>
+          <w:color w:val="000000"/>
+          <w:sz w:val="14"/>
+          <w:szCs w:val="14"/>
+        </w:rPr>
+        <w:tab/>
+      </w:r>
+      <w:r>
+        <w:rPr>
+          <w:rFonts w:ascii="Consolas" w:hAnsi="Consolas" w:cs="Consolas"/>
+          <w:color w:val="000000"/>
+          <w:sz w:val="14"/>
+          <w:szCs w:val="14"/>
+        </w:rPr>
+        <w:tab/>
+      </w:r>
+      <w:r>
+        <w:rPr>
+          <w:rFonts w:ascii="Consolas" w:hAnsi="Consolas" w:cs="Consolas"/>
+          <w:color w:val="000000"/>
+          <w:sz w:val="14"/>
+          <w:szCs w:val="14"/>
+        </w:rPr>
+        <w:tab/>
+      </w:r>
+      <w:proofErr w:type="spellStart"/>
+      <w:r>
+        <w:rPr>
+          <w:rFonts w:ascii="Consolas" w:hAnsi="Consolas" w:cs="Consolas"/>
+          <w:color w:val="6A3E3E"/>
+          <w:sz w:val="14"/>
+          <w:szCs w:val="14"/>
+        </w:rPr>
+        <w:t>alist</w:t>
+      </w:r>
+      <w:r>
+        <w:rPr>
+          <w:rFonts w:ascii="Consolas" w:hAnsi="Consolas" w:cs="Consolas"/>
+          <w:color w:val="000000"/>
+          <w:sz w:val="14"/>
+          <w:szCs w:val="14"/>
+        </w:rPr>
+        <w:t>.add</w:t>
+      </w:r>
+      <w:proofErr w:type="spellEnd"/>
+      <w:r>
+        <w:rPr>
+          <w:rFonts w:ascii="Consolas" w:hAnsi="Consolas" w:cs="Consolas"/>
+          <w:color w:val="000000"/>
+          <w:sz w:val="14"/>
+          <w:szCs w:val="14"/>
+        </w:rPr>
+        <w:t>(</w:t>
+      </w:r>
+      <w:proofErr w:type="spellStart"/>
+      <w:r>
+        <w:rPr>
+          <w:rFonts w:ascii="Consolas" w:hAnsi="Consolas" w:cs="Consolas"/>
+          <w:color w:val="6A3E3E"/>
+          <w:sz w:val="14"/>
+          <w:szCs w:val="14"/>
+        </w:rPr>
+        <w:t>arr</w:t>
+      </w:r>
+      <w:proofErr w:type="spellEnd"/>
+      <w:r>
+        <w:rPr>
+          <w:rFonts w:ascii="Consolas" w:hAnsi="Consolas" w:cs="Consolas"/>
+          <w:color w:val="000000"/>
+          <w:sz w:val="14"/>
+          <w:szCs w:val="14"/>
+        </w:rPr>
+        <w:t>[</w:t>
+      </w:r>
+      <w:proofErr w:type="spellStart"/>
+      <w:r>
+        <w:rPr>
+          <w:rFonts w:ascii="Consolas" w:hAnsi="Consolas" w:cs="Consolas"/>
+          <w:color w:val="6A3E3E"/>
+          <w:sz w:val="14"/>
+          <w:szCs w:val="14"/>
+        </w:rPr>
+        <w:t>i</w:t>
+      </w:r>
+      <w:proofErr w:type="spellEnd"/>
+      <w:r>
+        <w:rPr>
+          <w:rFonts w:ascii="Consolas" w:hAnsi="Consolas" w:cs="Consolas"/>
+          <w:color w:val="000000"/>
+          <w:sz w:val="14"/>
+          <w:szCs w:val="14"/>
+        </w:rPr>
+        <w:t>]);</w:t>
+      </w:r>
+    </w:p>
+    <w:p>
+      <w:pPr>
+        <w:autoSpaceDE w:val="0"/>
+        <w:autoSpaceDN w:val="0"/>
+        <w:adjustRightInd w:val="0"/>
+        <w:spacing w:after="0" w:line="240" w:lineRule="auto"/>
+        <w:rPr>
+          <w:rFonts w:ascii="Consolas" w:hAnsi="Consolas" w:cs="Consolas"/>
+          <w:sz w:val="14"/>
+          <w:szCs w:val="14"/>
+        </w:rPr>
+      </w:pPr>
+      <w:r>
+        <w:rPr>
+          <w:rFonts w:ascii="Consolas" w:hAnsi="Consolas" w:cs="Consolas"/>
+          <w:color w:val="000000"/>
+          <w:sz w:val="14"/>
+          <w:szCs w:val="14"/>
+        </w:rPr>
+        <w:tab/>
+      </w:r>
+      <w:r>
+        <w:rPr>
+          <w:rFonts w:ascii="Consolas" w:hAnsi="Consolas" w:cs="Consolas"/>
+          <w:color w:val="000000"/>
+          <w:sz w:val="14"/>
+          <w:szCs w:val="14"/>
+        </w:rPr>
+        <w:tab/>
+        <w:t>}</w:t>
+      </w:r>
+    </w:p>
+    <w:p>
+      <w:pPr>
+        <w:autoSpaceDE w:val="0"/>
+        <w:autoSpaceDN w:val="0"/>
+        <w:adjustRightInd w:val="0"/>
+        <w:spacing w:after="0" w:line="240" w:lineRule="auto"/>
+        <w:rPr>
+          <w:rFonts w:ascii="Consolas" w:hAnsi="Consolas" w:cs="Consolas"/>
+          <w:sz w:val="14"/>
+          <w:szCs w:val="14"/>
+        </w:rPr>
+      </w:pPr>
+      <w:r>
+        <w:rPr>
+          <w:rFonts w:ascii="Consolas" w:hAnsi="Consolas" w:cs="Consolas"/>
+          <w:color w:val="000000"/>
+          <w:sz w:val="14"/>
+          <w:szCs w:val="14"/>
+        </w:rPr>
+        <w:tab/>
+      </w:r>
+      <w:r>
+        <w:rPr>
+          <w:rFonts w:ascii="Consolas" w:hAnsi="Consolas" w:cs="Consolas"/>
+          <w:color w:val="000000"/>
+          <w:sz w:val="14"/>
+          <w:szCs w:val="14"/>
+        </w:rPr>
+        <w:tab/>
+      </w:r>
+    </w:p>
+    <w:p>
+      <w:pPr>
+        <w:autoSpaceDE w:val="0"/>
+        <w:autoSpaceDN w:val="0"/>
+        <w:adjustRightInd w:val="0"/>
+        <w:spacing w:after="0" w:line="240" w:lineRule="auto"/>
+        <w:rPr>
+          <w:rFonts w:ascii="Consolas" w:hAnsi="Consolas" w:cs="Consolas"/>
+          <w:sz w:val="14"/>
+          <w:szCs w:val="14"/>
+        </w:rPr>
+      </w:pPr>
+      <w:r>
+        <w:rPr>
+          <w:rFonts w:ascii="Consolas" w:hAnsi="Consolas" w:cs="Consolas"/>
+          <w:color w:val="000000"/>
+          <w:sz w:val="14"/>
+          <w:szCs w:val="14"/>
+        </w:rPr>
+        <w:tab/>
+      </w:r>
+      <w:r>
+        <w:rPr>
+          <w:rFonts w:ascii="Consolas" w:hAnsi="Consolas" w:cs="Consolas"/>
+          <w:color w:val="000000"/>
+          <w:sz w:val="14"/>
+          <w:szCs w:val="14"/>
+        </w:rPr>
+        <w:tab/>
+      </w:r>
+      <w:proofErr w:type="spellStart"/>
+      <w:r>
+        <w:rPr>
+          <w:rFonts w:ascii="Consolas" w:hAnsi="Consolas" w:cs="Consolas"/>
+          <w:color w:val="000000"/>
+          <w:sz w:val="14"/>
+          <w:szCs w:val="14"/>
+        </w:rPr>
+        <w:t>Collections.</w:t>
+      </w:r>
+      <w:r>
+        <w:rPr>
+          <w:rFonts w:ascii="Consolas" w:hAnsi="Consolas" w:cs="Consolas"/>
+          <w:i/>
+          <w:iCs/>
+          <w:color w:val="000000"/>
+          <w:sz w:val="14"/>
+          <w:szCs w:val="14"/>
+        </w:rPr>
+        <w:t>sort</w:t>
+      </w:r>
+      <w:proofErr w:type="spellEnd"/>
+      <w:r>
+        <w:rPr>
+          <w:rFonts w:ascii="Consolas" w:hAnsi="Consolas" w:cs="Consolas"/>
+          <w:color w:val="000000"/>
+          <w:sz w:val="14"/>
+          <w:szCs w:val="14"/>
+        </w:rPr>
+        <w:t>(</w:t>
+      </w:r>
+      <w:proofErr w:type="spellStart"/>
+      <w:r>
+        <w:rPr>
+          <w:rFonts w:ascii="Consolas" w:hAnsi="Consolas" w:cs="Consolas"/>
+          <w:color w:val="6A3E3E"/>
+          <w:sz w:val="14"/>
+          <w:szCs w:val="14"/>
+        </w:rPr>
+        <w:t>alist</w:t>
+      </w:r>
+      <w:proofErr w:type="spellEnd"/>
+      <w:r>
+        <w:rPr>
+          <w:rFonts w:ascii="Consolas" w:hAnsi="Consolas" w:cs="Consolas"/>
+          <w:color w:val="000000"/>
+          <w:sz w:val="14"/>
+          <w:szCs w:val="14"/>
+        </w:rPr>
+        <w:t>);</w:t>
+      </w:r>
+    </w:p>
+    <w:p>
+      <w:pPr>
+        <w:autoSpaceDE w:val="0"/>
+        <w:autoSpaceDN w:val="0"/>
+        <w:adjustRightInd w:val="0"/>
+        <w:spacing w:after="0" w:line="240" w:lineRule="auto"/>
+        <w:rPr>
+          <w:rFonts w:ascii="Consolas" w:hAnsi="Consolas" w:cs="Consolas"/>
+          <w:sz w:val="14"/>
+          <w:szCs w:val="14"/>
+        </w:rPr>
+      </w:pPr>
+      <w:r>
+        <w:rPr>
+          <w:rFonts w:ascii="Consolas" w:hAnsi="Consolas" w:cs="Consolas"/>
+          <w:color w:val="000000"/>
+          <w:sz w:val="14"/>
+          <w:szCs w:val="14"/>
+        </w:rPr>
+        <w:tab/>
+      </w:r>
+      <w:r>
+        <w:rPr>
+          <w:rFonts w:ascii="Consolas" w:hAnsi="Consolas" w:cs="Consolas"/>
+          <w:color w:val="000000"/>
+          <w:sz w:val="14"/>
+          <w:szCs w:val="14"/>
+        </w:rPr>
+        <w:tab/>
+      </w:r>
+      <w:proofErr w:type="spellStart"/>
+      <w:r>
+        <w:rPr>
+          <w:rFonts w:ascii="Consolas" w:hAnsi="Consolas" w:cs="Consolas"/>
+          <w:color w:val="6A3E3E"/>
+          <w:sz w:val="14"/>
+          <w:szCs w:val="14"/>
+        </w:rPr>
+        <w:t>alist</w:t>
+      </w:r>
+      <w:proofErr w:type="spellEnd"/>
+      <w:r>
+        <w:rPr>
+          <w:rFonts w:ascii="Consolas" w:hAnsi="Consolas" w:cs="Consolas"/>
+          <w:color w:val="000000"/>
+          <w:sz w:val="14"/>
+          <w:szCs w:val="14"/>
+        </w:rPr>
+        <w:t>=</w:t>
+      </w:r>
+      <w:proofErr w:type="spellStart"/>
+      <w:proofErr w:type="gramStart"/>
+      <w:r>
+        <w:rPr>
+          <w:rFonts w:ascii="Consolas" w:hAnsi="Consolas" w:cs="Consolas"/>
+          <w:color w:val="6A3E3E"/>
+          <w:sz w:val="14"/>
+          <w:szCs w:val="14"/>
+        </w:rPr>
+        <w:t>alist</w:t>
+      </w:r>
+      <w:r>
+        <w:rPr>
+          <w:rFonts w:ascii="Consolas" w:hAnsi="Consolas" w:cs="Consolas"/>
+          <w:color w:val="000000"/>
+          <w:sz w:val="14"/>
+          <w:szCs w:val="14"/>
+        </w:rPr>
+        <w:t>.subList</w:t>
+      </w:r>
+      <w:proofErr w:type="spellEnd"/>
+      <w:proofErr w:type="gramEnd"/>
+      <w:r>
+        <w:rPr>
+          <w:rFonts w:ascii="Consolas" w:hAnsi="Consolas" w:cs="Consolas"/>
+          <w:color w:val="000000"/>
+          <w:sz w:val="14"/>
+          <w:szCs w:val="14"/>
+        </w:rPr>
+        <w:t xml:space="preserve">(0, </w:t>
+      </w:r>
+      <w:r>
+        <w:rPr>
+          <w:rFonts w:ascii="Consolas" w:hAnsi="Consolas" w:cs="Consolas"/>
+          <w:color w:val="6A3E3E"/>
+          <w:sz w:val="14"/>
+          <w:szCs w:val="14"/>
+        </w:rPr>
+        <w:t>count</w:t>
+      </w:r>
+      <w:r>
+        <w:rPr>
+          <w:rFonts w:ascii="Consolas" w:hAnsi="Consolas" w:cs="Consolas"/>
+          <w:color w:val="000000"/>
+          <w:sz w:val="14"/>
+          <w:szCs w:val="14"/>
+        </w:rPr>
+        <w:t>);</w:t>
+      </w:r>
+    </w:p>
+    <w:p>
+      <w:pPr>
+        <w:autoSpaceDE w:val="0"/>
+        <w:autoSpaceDN w:val="0"/>
+        <w:adjustRightInd w:val="0"/>
+        <w:spacing w:after="0" w:line="240" w:lineRule="auto"/>
+        <w:rPr>
+          <w:rFonts w:ascii="Consolas" w:hAnsi="Consolas" w:cs="Consolas"/>
+          <w:sz w:val="14"/>
+          <w:szCs w:val="14"/>
+        </w:rPr>
+      </w:pPr>
+      <w:r>
+        <w:rPr>
+          <w:rFonts w:ascii="Consolas" w:hAnsi="Consolas" w:cs="Consolas"/>
+          <w:color w:val="3F7F5F"/>
+          <w:sz w:val="14"/>
+          <w:szCs w:val="14"/>
+        </w:rPr>
+        <w:t>//</w:t>
+      </w:r>
+      <w:r>
+        <w:rPr>
+          <w:rFonts w:ascii="Consolas" w:hAnsi="Consolas" w:cs="Consolas"/>
+          <w:color w:val="3F7F5F"/>
+          <w:sz w:val="14"/>
+          <w:szCs w:val="14"/>
+        </w:rPr>
+        <w:tab/>
+      </w:r>
+      <w:r>
+        <w:rPr>
+          <w:rFonts w:ascii="Consolas" w:hAnsi="Consolas" w:cs="Consolas"/>
+          <w:color w:val="3F7F5F"/>
+          <w:sz w:val="14"/>
+          <w:szCs w:val="14"/>
+        </w:rPr>
+        <w:tab/>
+      </w:r>
+      <w:proofErr w:type="spellStart"/>
+      <w:r>
+        <w:rPr>
+          <w:rFonts w:ascii="Consolas" w:hAnsi="Consolas" w:cs="Consolas"/>
+          <w:color w:val="3F7F5F"/>
+          <w:sz w:val="14"/>
+          <w:szCs w:val="14"/>
+        </w:rPr>
+        <w:t>System.out.println</w:t>
+      </w:r>
+      <w:proofErr w:type="spellEnd"/>
+      <w:r>
+        <w:rPr>
+          <w:rFonts w:ascii="Consolas" w:hAnsi="Consolas" w:cs="Consolas"/>
+          <w:color w:val="3F7F5F"/>
+          <w:sz w:val="14"/>
+          <w:szCs w:val="14"/>
+        </w:rPr>
+        <w:t>(</w:t>
+      </w:r>
+      <w:proofErr w:type="spellStart"/>
+      <w:r>
+        <w:rPr>
+          <w:rFonts w:ascii="Consolas" w:hAnsi="Consolas" w:cs="Consolas"/>
+          <w:color w:val="3F7F5F"/>
+          <w:sz w:val="14"/>
+          <w:szCs w:val="14"/>
+          <w:u w:val="single"/>
+        </w:rPr>
+        <w:t>alist</w:t>
+      </w:r>
+      <w:proofErr w:type="spellEnd"/>
+      <w:r>
+        <w:rPr>
+          <w:rFonts w:ascii="Consolas" w:hAnsi="Consolas" w:cs="Consolas"/>
+          <w:color w:val="3F7F5F"/>
+          <w:sz w:val="14"/>
+          <w:szCs w:val="14"/>
+        </w:rPr>
+        <w:t>);</w:t>
+      </w:r>
+    </w:p>
+    <w:p>
+      <w:pPr>
+        <w:autoSpaceDE w:val="0"/>
+        <w:autoSpaceDN w:val="0"/>
+        <w:adjustRightInd w:val="0"/>
+        <w:spacing w:after="0" w:line="240" w:lineRule="auto"/>
+        <w:rPr>
+          <w:rFonts w:ascii="Consolas" w:hAnsi="Consolas" w:cs="Consolas"/>
+          <w:sz w:val="14"/>
+          <w:szCs w:val="14"/>
+        </w:rPr>
+      </w:pPr>
+      <w:r>
+        <w:rPr>
+          <w:rFonts w:ascii="Consolas" w:hAnsi="Consolas" w:cs="Consolas"/>
+          <w:color w:val="000000"/>
+          <w:sz w:val="14"/>
+          <w:szCs w:val="14"/>
+        </w:rPr>
+        <w:tab/>
+      </w:r>
+      <w:r>
+        <w:rPr>
+          <w:rFonts w:ascii="Consolas" w:hAnsi="Consolas" w:cs="Consolas"/>
+          <w:color w:val="000000"/>
+          <w:sz w:val="14"/>
+          <w:szCs w:val="14"/>
+        </w:rPr>
+        <w:tab/>
+      </w:r>
+      <w:r>
+        <w:rPr>
+          <w:rFonts w:ascii="Consolas" w:hAnsi="Consolas" w:cs="Consolas"/>
+          <w:b/>
+          <w:bCs/>
+          <w:color w:val="7F0055"/>
+          <w:sz w:val="14"/>
+          <w:szCs w:val="14"/>
+        </w:rPr>
+        <w:t>int</w:t>
+      </w:r>
+      <w:r>
+        <w:rPr>
+          <w:rFonts w:ascii="Consolas" w:hAnsi="Consolas" w:cs="Consolas"/>
+          <w:color w:val="000000"/>
+          <w:sz w:val="14"/>
+          <w:szCs w:val="14"/>
+        </w:rPr>
+        <w:t xml:space="preserve"> </w:t>
+      </w:r>
+      <w:proofErr w:type="gramStart"/>
+      <w:r>
+        <w:rPr>
+          <w:rFonts w:ascii="Consolas" w:hAnsi="Consolas" w:cs="Consolas"/>
+          <w:color w:val="6A3E3E"/>
+          <w:sz w:val="14"/>
+          <w:szCs w:val="14"/>
+        </w:rPr>
+        <w:t>result</w:t>
+      </w:r>
+      <w:r>
+        <w:rPr>
+          <w:rFonts w:ascii="Consolas" w:hAnsi="Consolas" w:cs="Consolas"/>
+          <w:color w:val="000000"/>
+          <w:sz w:val="14"/>
+          <w:szCs w:val="14"/>
+        </w:rPr>
+        <w:t>[</w:t>
+      </w:r>
+      <w:proofErr w:type="gramEnd"/>
+      <w:r>
+        <w:rPr>
+          <w:rFonts w:ascii="Consolas" w:hAnsi="Consolas" w:cs="Consolas"/>
+          <w:color w:val="000000"/>
+          <w:sz w:val="14"/>
+          <w:szCs w:val="14"/>
+        </w:rPr>
+        <w:t>]=</w:t>
+      </w:r>
+      <w:r>
+        <w:rPr>
+          <w:rFonts w:ascii="Consolas" w:hAnsi="Consolas" w:cs="Consolas"/>
+          <w:b/>
+          <w:bCs/>
+          <w:color w:val="7F0055"/>
+          <w:sz w:val="14"/>
+          <w:szCs w:val="14"/>
+        </w:rPr>
+        <w:t>new</w:t>
+      </w:r>
+      <w:r>
+        <w:rPr>
+          <w:rFonts w:ascii="Consolas" w:hAnsi="Consolas" w:cs="Consolas"/>
+          <w:color w:val="000000"/>
+          <w:sz w:val="14"/>
+          <w:szCs w:val="14"/>
+        </w:rPr>
+        <w:t xml:space="preserve"> </w:t>
+      </w:r>
+      <w:r>
+        <w:rPr>
+          <w:rFonts w:ascii="Consolas" w:hAnsi="Consolas" w:cs="Consolas"/>
+          <w:b/>
+          <w:bCs/>
+          <w:color w:val="7F0055"/>
+          <w:sz w:val="14"/>
+          <w:szCs w:val="14"/>
+        </w:rPr>
+        <w:t>int</w:t>
+      </w:r>
+      <w:r>
+        <w:rPr>
+          <w:rFonts w:ascii="Consolas" w:hAnsi="Consolas" w:cs="Consolas"/>
+          <w:color w:val="000000"/>
+          <w:sz w:val="14"/>
+          <w:szCs w:val="14"/>
+        </w:rPr>
+        <w:t>[</w:t>
+      </w:r>
+      <w:r>
+        <w:rPr>
+          <w:rFonts w:ascii="Consolas" w:hAnsi="Consolas" w:cs="Consolas"/>
+          <w:color w:val="6A3E3E"/>
+          <w:sz w:val="14"/>
+          <w:szCs w:val="14"/>
+        </w:rPr>
+        <w:t>count</w:t>
+      </w:r>
+      <w:r>
+        <w:rPr>
+          <w:rFonts w:ascii="Consolas" w:hAnsi="Consolas" w:cs="Consolas"/>
+          <w:color w:val="000000"/>
+          <w:sz w:val="14"/>
+          <w:szCs w:val="14"/>
+        </w:rPr>
+        <w:t>];</w:t>
+      </w:r>
+    </w:p>
+    <w:p>
+      <w:pPr>
+        <w:autoSpaceDE w:val="0"/>
+        <w:autoSpaceDN w:val="0"/>
+        <w:adjustRightInd w:val="0"/>
+        <w:spacing w:after="0" w:line="240" w:lineRule="auto"/>
+        <w:rPr>
+          <w:rFonts w:ascii="Consolas" w:hAnsi="Consolas" w:cs="Consolas"/>
+          <w:sz w:val="14"/>
+          <w:szCs w:val="14"/>
+        </w:rPr>
+      </w:pPr>
+      <w:r>
+        <w:rPr>
+          <w:rFonts w:ascii="Consolas" w:hAnsi="Consolas" w:cs="Consolas"/>
+          <w:color w:val="000000"/>
+          <w:sz w:val="14"/>
+          <w:szCs w:val="14"/>
+        </w:rPr>
+        <w:tab/>
+      </w:r>
+      <w:r>
+        <w:rPr>
+          <w:rFonts w:ascii="Consolas" w:hAnsi="Consolas" w:cs="Consolas"/>
+          <w:color w:val="000000"/>
+          <w:sz w:val="14"/>
+          <w:szCs w:val="14"/>
+        </w:rPr>
+        <w:tab/>
+      </w:r>
+      <w:proofErr w:type="gramStart"/>
+      <w:r>
+        <w:rPr>
+          <w:rFonts w:ascii="Consolas" w:hAnsi="Consolas" w:cs="Consolas"/>
+          <w:b/>
+          <w:bCs/>
+          <w:color w:val="7F0055"/>
+          <w:sz w:val="14"/>
+          <w:szCs w:val="14"/>
+        </w:rPr>
+        <w:t>for</w:t>
+      </w:r>
+      <w:r>
+        <w:rPr>
+          <w:rFonts w:ascii="Consolas" w:hAnsi="Consolas" w:cs="Consolas"/>
+          <w:color w:val="000000"/>
+          <w:sz w:val="14"/>
+          <w:szCs w:val="14"/>
+        </w:rPr>
+        <w:t>(</w:t>
+      </w:r>
+      <w:proofErr w:type="gramEnd"/>
+      <w:r>
+        <w:rPr>
+          <w:rFonts w:ascii="Consolas" w:hAnsi="Consolas" w:cs="Consolas"/>
+          <w:b/>
+          <w:bCs/>
+          <w:color w:val="7F0055"/>
+          <w:sz w:val="14"/>
+          <w:szCs w:val="14"/>
+        </w:rPr>
+        <w:t>int</w:t>
+      </w:r>
+      <w:r>
+        <w:rPr>
+          <w:rFonts w:ascii="Consolas" w:hAnsi="Consolas" w:cs="Consolas"/>
+          <w:color w:val="000000"/>
+          <w:sz w:val="14"/>
+          <w:szCs w:val="14"/>
+        </w:rPr>
+        <w:t xml:space="preserve"> </w:t>
+      </w:r>
+      <w:proofErr w:type="spellStart"/>
+      <w:r>
+        <w:rPr>
+          <w:rFonts w:ascii="Consolas" w:hAnsi="Consolas" w:cs="Consolas"/>
+          <w:color w:val="6A3E3E"/>
+          <w:sz w:val="14"/>
+          <w:szCs w:val="14"/>
+        </w:rPr>
+        <w:t>i</w:t>
+      </w:r>
+      <w:proofErr w:type="spellEnd"/>
+      <w:r>
+        <w:rPr>
+          <w:rFonts w:ascii="Consolas" w:hAnsi="Consolas" w:cs="Consolas"/>
+          <w:color w:val="000000"/>
+          <w:sz w:val="14"/>
+          <w:szCs w:val="14"/>
+        </w:rPr>
+        <w:t>=0,</w:t>
+      </w:r>
+      <w:r>
+        <w:rPr>
+          <w:rFonts w:ascii="Consolas" w:hAnsi="Consolas" w:cs="Consolas"/>
+          <w:color w:val="6A3E3E"/>
+          <w:sz w:val="14"/>
+          <w:szCs w:val="14"/>
+        </w:rPr>
+        <w:t>j</w:t>
+      </w:r>
+      <w:r>
+        <w:rPr>
+          <w:rFonts w:ascii="Consolas" w:hAnsi="Consolas" w:cs="Consolas"/>
+          <w:color w:val="000000"/>
+          <w:sz w:val="14"/>
+          <w:szCs w:val="14"/>
+        </w:rPr>
+        <w:t>=0;</w:t>
+      </w:r>
+      <w:r>
+        <w:rPr>
+          <w:rFonts w:ascii="Consolas" w:hAnsi="Consolas" w:cs="Consolas"/>
+          <w:color w:val="6A3E3E"/>
+          <w:sz w:val="14"/>
+          <w:szCs w:val="14"/>
+        </w:rPr>
+        <w:t>i</w:t>
+      </w:r>
+      <w:r>
+        <w:rPr>
+          <w:rFonts w:ascii="Consolas" w:hAnsi="Consolas" w:cs="Consolas"/>
+          <w:color w:val="000000"/>
+          <w:sz w:val="14"/>
+          <w:szCs w:val="14"/>
+        </w:rPr>
+        <w:t>&lt;</w:t>
+      </w:r>
+      <w:proofErr w:type="spellStart"/>
+      <w:r>
+        <w:rPr>
+          <w:rFonts w:ascii="Consolas" w:hAnsi="Consolas" w:cs="Consolas"/>
+          <w:color w:val="6A3E3E"/>
+          <w:sz w:val="14"/>
+          <w:szCs w:val="14"/>
+        </w:rPr>
+        <w:t>n</w:t>
+      </w:r>
+      <w:r>
+        <w:rPr>
+          <w:rFonts w:ascii="Consolas" w:hAnsi="Consolas" w:cs="Consolas"/>
+          <w:color w:val="000000"/>
+          <w:sz w:val="14"/>
+          <w:szCs w:val="14"/>
+        </w:rPr>
+        <w:t>;</w:t>
+      </w:r>
+      <w:r>
+        <w:rPr>
+          <w:rFonts w:ascii="Consolas" w:hAnsi="Consolas" w:cs="Consolas"/>
+          <w:color w:val="6A3E3E"/>
+          <w:sz w:val="14"/>
+          <w:szCs w:val="14"/>
+        </w:rPr>
+        <w:t>i</w:t>
+      </w:r>
+      <w:proofErr w:type="spellEnd"/>
+      <w:r>
+        <w:rPr>
+          <w:rFonts w:ascii="Consolas" w:hAnsi="Consolas" w:cs="Consolas"/>
+          <w:color w:val="000000"/>
+          <w:sz w:val="14"/>
+          <w:szCs w:val="14"/>
+        </w:rPr>
+        <w:t>++)</w:t>
+      </w:r>
+    </w:p>
+    <w:p>
+      <w:pPr>
+        <w:autoSpaceDE w:val="0"/>
+        <w:autoSpaceDN w:val="0"/>
+        <w:adjustRightInd w:val="0"/>
+        <w:spacing w:after="0" w:line="240" w:lineRule="auto"/>
+        <w:rPr>
+          <w:rFonts w:ascii="Consolas" w:hAnsi="Consolas" w:cs="Consolas"/>
+          <w:sz w:val="14"/>
+          <w:szCs w:val="14"/>
+        </w:rPr>
+      </w:pPr>
+      <w:r>
+        <w:rPr>
+          <w:rFonts w:ascii="Consolas" w:hAnsi="Consolas" w:cs="Consolas"/>
+          <w:color w:val="000000"/>
+          <w:sz w:val="14"/>
+          <w:szCs w:val="14"/>
+        </w:rPr>
+        <w:tab/>
+      </w:r>
+      <w:r>
+        <w:rPr>
+          <w:rFonts w:ascii="Consolas" w:hAnsi="Consolas" w:cs="Consolas"/>
+          <w:color w:val="000000"/>
+          <w:sz w:val="14"/>
+          <w:szCs w:val="14"/>
+        </w:rPr>
+        <w:tab/>
+        <w:t>{</w:t>
+      </w:r>
+    </w:p>
+    <w:p>
+      <w:pPr>
+        <w:autoSpaceDE w:val="0"/>
+        <w:autoSpaceDN w:val="0"/>
+        <w:adjustRightInd w:val="0"/>
+        <w:spacing w:after="0" w:line="240" w:lineRule="auto"/>
+        <w:rPr>
+          <w:rFonts w:ascii="Consolas" w:hAnsi="Consolas" w:cs="Consolas"/>
+          <w:sz w:val="14"/>
+          <w:szCs w:val="14"/>
+        </w:rPr>
+      </w:pPr>
+      <w:r>
+        <w:rPr>
+          <w:rFonts w:ascii="Consolas" w:hAnsi="Consolas" w:cs="Consolas"/>
+          <w:color w:val="3F7F5F"/>
+          <w:sz w:val="14"/>
+          <w:szCs w:val="14"/>
+        </w:rPr>
+        <w:t>//</w:t>
+      </w:r>
+      <w:r>
+        <w:rPr>
+          <w:rFonts w:ascii="Consolas" w:hAnsi="Consolas" w:cs="Consolas"/>
+          <w:color w:val="3F7F5F"/>
+          <w:sz w:val="14"/>
+          <w:szCs w:val="14"/>
+        </w:rPr>
+        <w:tab/>
+      </w:r>
+      <w:r>
+        <w:rPr>
+          <w:rFonts w:ascii="Consolas" w:hAnsi="Consolas" w:cs="Consolas"/>
+          <w:color w:val="3F7F5F"/>
+          <w:sz w:val="14"/>
+          <w:szCs w:val="14"/>
+        </w:rPr>
+        <w:tab/>
+      </w:r>
+      <w:r>
+        <w:rPr>
+          <w:rFonts w:ascii="Consolas" w:hAnsi="Consolas" w:cs="Consolas"/>
+          <w:color w:val="3F7F5F"/>
+          <w:sz w:val="14"/>
+          <w:szCs w:val="14"/>
+        </w:rPr>
+        <w:tab/>
+        <w:t>if(</w:t>
+      </w:r>
+      <w:proofErr w:type="spellStart"/>
+      <w:r>
+        <w:rPr>
+          <w:rFonts w:ascii="Consolas" w:hAnsi="Consolas" w:cs="Consolas"/>
+          <w:color w:val="3F7F5F"/>
+          <w:sz w:val="14"/>
+          <w:szCs w:val="14"/>
+          <w:u w:val="single"/>
+        </w:rPr>
+        <w:t>arr</w:t>
+      </w:r>
+      <w:proofErr w:type="spellEnd"/>
+      <w:r>
+        <w:rPr>
+          <w:rFonts w:ascii="Consolas" w:hAnsi="Consolas" w:cs="Consolas"/>
+          <w:color w:val="3F7F5F"/>
+          <w:sz w:val="14"/>
+          <w:szCs w:val="14"/>
+        </w:rPr>
+        <w:t>[</w:t>
+      </w:r>
+      <w:proofErr w:type="spellStart"/>
+      <w:r>
+        <w:rPr>
+          <w:rFonts w:ascii="Consolas" w:hAnsi="Consolas" w:cs="Consolas"/>
+          <w:color w:val="3F7F5F"/>
+          <w:sz w:val="14"/>
+          <w:szCs w:val="14"/>
+        </w:rPr>
+        <w:t>i</w:t>
+      </w:r>
+      <w:proofErr w:type="spellEnd"/>
+      <w:r>
+        <w:rPr>
+          <w:rFonts w:ascii="Consolas" w:hAnsi="Consolas" w:cs="Consolas"/>
+          <w:color w:val="3F7F5F"/>
+          <w:sz w:val="14"/>
+          <w:szCs w:val="14"/>
+        </w:rPr>
+        <w:t xml:space="preserve">] is present in the </w:t>
+      </w:r>
+      <w:proofErr w:type="spellStart"/>
+      <w:r>
+        <w:rPr>
+          <w:rFonts w:ascii="Consolas" w:hAnsi="Consolas" w:cs="Consolas"/>
+          <w:color w:val="3F7F5F"/>
+          <w:sz w:val="14"/>
+          <w:szCs w:val="14"/>
+          <w:u w:val="single"/>
+        </w:rPr>
+        <w:t>alist</w:t>
+      </w:r>
+      <w:proofErr w:type="spellEnd"/>
+      <w:r>
+        <w:rPr>
+          <w:rFonts w:ascii="Consolas" w:hAnsi="Consolas" w:cs="Consolas"/>
+          <w:color w:val="3F7F5F"/>
+          <w:sz w:val="14"/>
+          <w:szCs w:val="14"/>
+        </w:rPr>
+        <w:t>)</w:t>
+      </w:r>
+    </w:p>
+    <w:p>
+      <w:pPr>
+        <w:autoSpaceDE w:val="0"/>
+        <w:autoSpaceDN w:val="0"/>
+        <w:adjustRightInd w:val="0"/>
+        <w:spacing w:after="0" w:line="240" w:lineRule="auto"/>
+        <w:rPr>
+          <w:rFonts w:ascii="Consolas" w:hAnsi="Consolas" w:cs="Consolas"/>
+          <w:sz w:val="14"/>
+          <w:szCs w:val="14"/>
+        </w:rPr>
+      </w:pPr>
+      <w:r>
+        <w:rPr>
+          <w:rFonts w:ascii="Consolas" w:hAnsi="Consolas" w:cs="Consolas"/>
+          <w:color w:val="000000"/>
+          <w:sz w:val="14"/>
+          <w:szCs w:val="14"/>
+        </w:rPr>
+        <w:tab/>
+      </w:r>
+      <w:r>
+        <w:rPr>
+          <w:rFonts w:ascii="Consolas" w:hAnsi="Consolas" w:cs="Consolas"/>
+          <w:color w:val="000000"/>
+          <w:sz w:val="14"/>
+          <w:szCs w:val="14"/>
+        </w:rPr>
+        <w:tab/>
+      </w:r>
+      <w:r>
+        <w:rPr>
+          <w:rFonts w:ascii="Consolas" w:hAnsi="Consolas" w:cs="Consolas"/>
+          <w:color w:val="000000"/>
+          <w:sz w:val="14"/>
+          <w:szCs w:val="14"/>
+        </w:rPr>
+        <w:tab/>
+      </w:r>
+      <w:r>
+        <w:rPr>
+          <w:rFonts w:ascii="Consolas" w:hAnsi="Consolas" w:cs="Consolas"/>
+          <w:b/>
+          <w:bCs/>
+          <w:color w:val="7F0055"/>
+          <w:sz w:val="14"/>
+          <w:szCs w:val="14"/>
+        </w:rPr>
+        <w:t>if</w:t>
+      </w:r>
+      <w:r>
+        <w:rPr>
+          <w:rFonts w:ascii="Consolas" w:hAnsi="Consolas" w:cs="Consolas"/>
+          <w:color w:val="000000"/>
+          <w:sz w:val="14"/>
+          <w:szCs w:val="14"/>
+        </w:rPr>
+        <w:t>(</w:t>
+      </w:r>
+      <w:proofErr w:type="spellStart"/>
+      <w:proofErr w:type="gramStart"/>
+      <w:r>
+        <w:rPr>
+          <w:rFonts w:ascii="Consolas" w:hAnsi="Consolas" w:cs="Consolas"/>
+          <w:color w:val="6A3E3E"/>
+          <w:sz w:val="14"/>
+          <w:szCs w:val="14"/>
+        </w:rPr>
+        <w:t>alist</w:t>
+      </w:r>
+      <w:r>
+        <w:rPr>
+          <w:rFonts w:ascii="Consolas" w:hAnsi="Consolas" w:cs="Consolas"/>
+          <w:color w:val="000000"/>
+          <w:sz w:val="14"/>
+          <w:szCs w:val="14"/>
+        </w:rPr>
+        <w:t>.contains</w:t>
+      </w:r>
+      <w:proofErr w:type="spellEnd"/>
+      <w:proofErr w:type="gramEnd"/>
+      <w:r>
+        <w:rPr>
+          <w:rFonts w:ascii="Consolas" w:hAnsi="Consolas" w:cs="Consolas"/>
+          <w:color w:val="000000"/>
+          <w:sz w:val="14"/>
+          <w:szCs w:val="14"/>
+        </w:rPr>
+        <w:t>(</w:t>
+      </w:r>
+      <w:proofErr w:type="spellStart"/>
+      <w:r>
+        <w:rPr>
+          <w:rFonts w:ascii="Consolas" w:hAnsi="Consolas" w:cs="Consolas"/>
+          <w:color w:val="6A3E3E"/>
+          <w:sz w:val="14"/>
+          <w:szCs w:val="14"/>
+        </w:rPr>
+        <w:t>arr</w:t>
+      </w:r>
+      <w:proofErr w:type="spellEnd"/>
+      <w:r>
+        <w:rPr>
+          <w:rFonts w:ascii="Consolas" w:hAnsi="Consolas" w:cs="Consolas"/>
+          <w:color w:val="000000"/>
+          <w:sz w:val="14"/>
+          <w:szCs w:val="14"/>
+        </w:rPr>
+        <w:t>[</w:t>
+      </w:r>
+      <w:proofErr w:type="spellStart"/>
+      <w:r>
+        <w:rPr>
+          <w:rFonts w:ascii="Consolas" w:hAnsi="Consolas" w:cs="Consolas"/>
+          <w:color w:val="6A3E3E"/>
+          <w:sz w:val="14"/>
+          <w:szCs w:val="14"/>
+        </w:rPr>
+        <w:t>i</w:t>
+      </w:r>
+      <w:proofErr w:type="spellEnd"/>
+      <w:r>
+        <w:rPr>
+          <w:rFonts w:ascii="Consolas" w:hAnsi="Consolas" w:cs="Consolas"/>
+          <w:color w:val="000000"/>
+          <w:sz w:val="14"/>
+          <w:szCs w:val="14"/>
+        </w:rPr>
+        <w:t>]))</w:t>
+      </w:r>
+    </w:p>
+    <w:p>
+      <w:pPr>
+        <w:autoSpaceDE w:val="0"/>
+        <w:autoSpaceDN w:val="0"/>
+        <w:adjustRightInd w:val="0"/>
+        <w:spacing w:after="0" w:line="240" w:lineRule="auto"/>
+        <w:rPr>
+          <w:rFonts w:ascii="Consolas" w:hAnsi="Consolas" w:cs="Consolas"/>
+          <w:sz w:val="14"/>
+          <w:szCs w:val="14"/>
+        </w:rPr>
+      </w:pPr>
+      <w:r>
+        <w:rPr>
+          <w:rFonts w:ascii="Consolas" w:hAnsi="Consolas" w:cs="Consolas"/>
+          <w:color w:val="000000"/>
+          <w:sz w:val="14"/>
+          <w:szCs w:val="14"/>
+        </w:rPr>
+        <w:tab/>
+      </w:r>
+      <w:r>
+        <w:rPr>
+          <w:rFonts w:ascii="Consolas" w:hAnsi="Consolas" w:cs="Consolas"/>
+          <w:color w:val="000000"/>
+          <w:sz w:val="14"/>
+          <w:szCs w:val="14"/>
+        </w:rPr>
+        <w:tab/>
+      </w:r>
+      <w:r>
+        <w:rPr>
+          <w:rFonts w:ascii="Consolas" w:hAnsi="Consolas" w:cs="Consolas"/>
+          <w:color w:val="000000"/>
+          <w:sz w:val="14"/>
+          <w:szCs w:val="14"/>
+        </w:rPr>
+        <w:tab/>
+      </w:r>
+      <w:r>
+        <w:rPr>
+          <w:rFonts w:ascii="Consolas" w:hAnsi="Consolas" w:cs="Consolas"/>
+          <w:color w:val="000000"/>
+          <w:sz w:val="14"/>
+          <w:szCs w:val="14"/>
+        </w:rPr>
+        <w:tab/>
+      </w:r>
+      <w:r>
+        <w:rPr>
+          <w:rFonts w:ascii="Consolas" w:hAnsi="Consolas" w:cs="Consolas"/>
+          <w:color w:val="6A3E3E"/>
+          <w:sz w:val="14"/>
+          <w:szCs w:val="14"/>
+        </w:rPr>
+        <w:t>result</w:t>
+      </w:r>
+      <w:r>
+        <w:rPr>
+          <w:rFonts w:ascii="Consolas" w:hAnsi="Consolas" w:cs="Consolas"/>
+          <w:color w:val="000000"/>
+          <w:sz w:val="14"/>
+          <w:szCs w:val="14"/>
+        </w:rPr>
+        <w:t>[</w:t>
+      </w:r>
+      <w:proofErr w:type="spellStart"/>
+      <w:r>
+        <w:rPr>
+          <w:rFonts w:ascii="Consolas" w:hAnsi="Consolas" w:cs="Consolas"/>
+          <w:color w:val="6A3E3E"/>
+          <w:sz w:val="14"/>
+          <w:szCs w:val="14"/>
+        </w:rPr>
+        <w:t>j</w:t>
+      </w:r>
+      <w:r>
+        <w:rPr>
+          <w:rFonts w:ascii="Consolas" w:hAnsi="Consolas" w:cs="Consolas"/>
+          <w:color w:val="000000"/>
+          <w:sz w:val="14"/>
+          <w:szCs w:val="14"/>
+        </w:rPr>
+        <w:t>++</w:t>
+      </w:r>
+      <w:proofErr w:type="spellEnd"/>
+      <w:r>
+        <w:rPr>
+          <w:rFonts w:ascii="Consolas" w:hAnsi="Consolas" w:cs="Consolas"/>
+          <w:color w:val="000000"/>
+          <w:sz w:val="14"/>
+          <w:szCs w:val="14"/>
+        </w:rPr>
+        <w:t>]=</w:t>
+      </w:r>
+      <w:proofErr w:type="spellStart"/>
+      <w:r>
+        <w:rPr>
+          <w:rFonts w:ascii="Consolas" w:hAnsi="Consolas" w:cs="Consolas"/>
+          <w:color w:val="6A3E3E"/>
+          <w:sz w:val="14"/>
+          <w:szCs w:val="14"/>
+        </w:rPr>
+        <w:t>arr</w:t>
+      </w:r>
+      <w:proofErr w:type="spellEnd"/>
+      <w:r>
+        <w:rPr>
+          <w:rFonts w:ascii="Consolas" w:hAnsi="Consolas" w:cs="Consolas"/>
+          <w:color w:val="000000"/>
+          <w:sz w:val="14"/>
+          <w:szCs w:val="14"/>
+        </w:rPr>
+        <w:t>[</w:t>
+      </w:r>
+      <w:proofErr w:type="spellStart"/>
+      <w:r>
+        <w:rPr>
+          <w:rFonts w:ascii="Consolas" w:hAnsi="Consolas" w:cs="Consolas"/>
+          <w:color w:val="6A3E3E"/>
+          <w:sz w:val="14"/>
+          <w:szCs w:val="14"/>
+        </w:rPr>
+        <w:t>i</w:t>
+      </w:r>
+      <w:proofErr w:type="spellEnd"/>
+      <w:r>
+        <w:rPr>
+          <w:rFonts w:ascii="Consolas" w:hAnsi="Consolas" w:cs="Consolas"/>
+          <w:color w:val="000000"/>
+          <w:sz w:val="14"/>
+          <w:szCs w:val="14"/>
+        </w:rPr>
+        <w:t>];</w:t>
+      </w:r>
+    </w:p>
+    <w:p>
+      <w:pPr>
+        <w:autoSpaceDE w:val="0"/>
+        <w:autoSpaceDN w:val="0"/>
+        <w:adjustRightInd w:val="0"/>
+        <w:spacing w:after="0" w:line="240" w:lineRule="auto"/>
+        <w:rPr>
+          <w:rFonts w:ascii="Consolas" w:hAnsi="Consolas" w:cs="Consolas"/>
+          <w:sz w:val="14"/>
+          <w:szCs w:val="14"/>
+        </w:rPr>
+      </w:pPr>
+      <w:r>
+        <w:rPr>
+          <w:rFonts w:ascii="Consolas" w:hAnsi="Consolas" w:cs="Consolas"/>
+          <w:color w:val="000000"/>
+          <w:sz w:val="14"/>
+          <w:szCs w:val="14"/>
+        </w:rPr>
+        <w:tab/>
+      </w:r>
+      <w:r>
+        <w:rPr>
+          <w:rFonts w:ascii="Consolas" w:hAnsi="Consolas" w:cs="Consolas"/>
+          <w:color w:val="000000"/>
+          <w:sz w:val="14"/>
+          <w:szCs w:val="14"/>
+        </w:rPr>
+        <w:tab/>
+        <w:t>}</w:t>
+      </w:r>
+    </w:p>
+    <w:p>
+      <w:pPr>
+        <w:autoSpaceDE w:val="0"/>
+        <w:autoSpaceDN w:val="0"/>
+        <w:adjustRightInd w:val="0"/>
+        <w:spacing w:after="0" w:line="240" w:lineRule="auto"/>
+        <w:rPr>
+          <w:rFonts w:ascii="Consolas" w:hAnsi="Consolas" w:cs="Consolas"/>
+          <w:sz w:val="14"/>
+          <w:szCs w:val="14"/>
+        </w:rPr>
+      </w:pPr>
+      <w:r>
+        <w:rPr>
+          <w:rFonts w:ascii="Consolas" w:hAnsi="Consolas" w:cs="Consolas"/>
+          <w:color w:val="000000"/>
+          <w:sz w:val="14"/>
+          <w:szCs w:val="14"/>
+        </w:rPr>
+        <w:tab/>
+      </w:r>
+      <w:r>
+        <w:rPr>
+          <w:rFonts w:ascii="Consolas" w:hAnsi="Consolas" w:cs="Consolas"/>
+          <w:color w:val="000000"/>
+          <w:sz w:val="14"/>
+          <w:szCs w:val="14"/>
+        </w:rPr>
+        <w:tab/>
+      </w:r>
+    </w:p>
+    <w:p>
+      <w:pPr>
+        <w:autoSpaceDE w:val="0"/>
+        <w:autoSpaceDN w:val="0"/>
+        <w:adjustRightInd w:val="0"/>
+        <w:spacing w:after="0" w:line="240" w:lineRule="auto"/>
+        <w:rPr>
+          <w:rFonts w:ascii="Consolas" w:hAnsi="Consolas" w:cs="Consolas"/>
+          <w:sz w:val="14"/>
+          <w:szCs w:val="14"/>
+        </w:rPr>
+      </w:pPr>
+      <w:r>
+        <w:rPr>
+          <w:rFonts w:ascii="Consolas" w:hAnsi="Consolas" w:cs="Consolas"/>
+          <w:color w:val="000000"/>
+          <w:sz w:val="14"/>
+          <w:szCs w:val="14"/>
+        </w:rPr>
+        <w:tab/>
+      </w:r>
+      <w:r>
+        <w:rPr>
+          <w:rFonts w:ascii="Consolas" w:hAnsi="Consolas" w:cs="Consolas"/>
+          <w:color w:val="000000"/>
+          <w:sz w:val="14"/>
+          <w:szCs w:val="14"/>
+        </w:rPr>
+        <w:tab/>
+      </w:r>
+      <w:proofErr w:type="gramStart"/>
+      <w:r>
+        <w:rPr>
+          <w:rFonts w:ascii="Consolas" w:hAnsi="Consolas" w:cs="Consolas"/>
+          <w:b/>
+          <w:bCs/>
+          <w:color w:val="7F0055"/>
+          <w:sz w:val="14"/>
+          <w:szCs w:val="14"/>
+        </w:rPr>
+        <w:t>for</w:t>
+      </w:r>
+      <w:r>
+        <w:rPr>
+          <w:rFonts w:ascii="Consolas" w:hAnsi="Consolas" w:cs="Consolas"/>
+          <w:color w:val="000000"/>
+          <w:sz w:val="14"/>
+          <w:szCs w:val="14"/>
+        </w:rPr>
+        <w:t>(</w:t>
+      </w:r>
+      <w:proofErr w:type="gramEnd"/>
+      <w:r>
+        <w:rPr>
+          <w:rFonts w:ascii="Consolas" w:hAnsi="Consolas" w:cs="Consolas"/>
+          <w:b/>
+          <w:bCs/>
+          <w:color w:val="7F0055"/>
+          <w:sz w:val="14"/>
+          <w:szCs w:val="14"/>
+        </w:rPr>
+        <w:t>int</w:t>
+      </w:r>
+      <w:r>
+        <w:rPr>
+          <w:rFonts w:ascii="Consolas" w:hAnsi="Consolas" w:cs="Consolas"/>
+          <w:color w:val="000000"/>
+          <w:sz w:val="14"/>
+          <w:szCs w:val="14"/>
+        </w:rPr>
+        <w:t xml:space="preserve"> </w:t>
+      </w:r>
+      <w:proofErr w:type="spellStart"/>
+      <w:r>
+        <w:rPr>
+          <w:rFonts w:ascii="Consolas" w:hAnsi="Consolas" w:cs="Consolas"/>
+          <w:color w:val="6A3E3E"/>
+          <w:sz w:val="14"/>
+          <w:szCs w:val="14"/>
+        </w:rPr>
+        <w:t>i</w:t>
+      </w:r>
+      <w:proofErr w:type="spellEnd"/>
+      <w:r>
+        <w:rPr>
+          <w:rFonts w:ascii="Consolas" w:hAnsi="Consolas" w:cs="Consolas"/>
+          <w:color w:val="000000"/>
+          <w:sz w:val="14"/>
+          <w:szCs w:val="14"/>
+        </w:rPr>
+        <w:t>=0;</w:t>
+      </w:r>
+      <w:r>
+        <w:rPr>
+          <w:rFonts w:ascii="Consolas" w:hAnsi="Consolas" w:cs="Consolas"/>
+          <w:color w:val="6A3E3E"/>
+          <w:sz w:val="14"/>
+          <w:szCs w:val="14"/>
+        </w:rPr>
+        <w:t>i</w:t>
+      </w:r>
+      <w:r>
+        <w:rPr>
+          <w:rFonts w:ascii="Consolas" w:hAnsi="Consolas" w:cs="Consolas"/>
+          <w:color w:val="000000"/>
+          <w:sz w:val="14"/>
+          <w:szCs w:val="14"/>
+        </w:rPr>
+        <w:t>&lt;</w:t>
+      </w:r>
+      <w:proofErr w:type="spellStart"/>
+      <w:r>
+        <w:rPr>
+          <w:rFonts w:ascii="Consolas" w:hAnsi="Consolas" w:cs="Consolas"/>
+          <w:color w:val="6A3E3E"/>
+          <w:sz w:val="14"/>
+          <w:szCs w:val="14"/>
+        </w:rPr>
+        <w:t>count</w:t>
+      </w:r>
+      <w:r>
+        <w:rPr>
+          <w:rFonts w:ascii="Consolas" w:hAnsi="Consolas" w:cs="Consolas"/>
+          <w:color w:val="000000"/>
+          <w:sz w:val="14"/>
+          <w:szCs w:val="14"/>
+        </w:rPr>
+        <w:t>;</w:t>
+      </w:r>
+      <w:r>
+        <w:rPr>
+          <w:rFonts w:ascii="Consolas" w:hAnsi="Consolas" w:cs="Consolas"/>
+          <w:color w:val="6A3E3E"/>
+          <w:sz w:val="14"/>
+          <w:szCs w:val="14"/>
+        </w:rPr>
+        <w:t>i</w:t>
+      </w:r>
+      <w:proofErr w:type="spellEnd"/>
+      <w:r>
+        <w:rPr>
+          <w:rFonts w:ascii="Consolas" w:hAnsi="Consolas" w:cs="Consolas"/>
+          <w:color w:val="000000"/>
+          <w:sz w:val="14"/>
+          <w:szCs w:val="14"/>
+        </w:rPr>
+        <w:t>++)</w:t>
+      </w:r>
+    </w:p>
+    <w:p>
+      <w:pPr>
+        <w:autoSpaceDE w:val="0"/>
+        <w:autoSpaceDN w:val="0"/>
+        <w:adjustRightInd w:val="0"/>
+        <w:spacing w:after="0" w:line="240" w:lineRule="auto"/>
+        <w:rPr>
+          <w:rFonts w:ascii="Consolas" w:hAnsi="Consolas" w:cs="Consolas"/>
+          <w:sz w:val="14"/>
+          <w:szCs w:val="14"/>
+        </w:rPr>
+      </w:pPr>
+      <w:r>
+        <w:rPr>
+          <w:rFonts w:ascii="Consolas" w:hAnsi="Consolas" w:cs="Consolas"/>
+          <w:color w:val="000000"/>
+          <w:sz w:val="14"/>
+          <w:szCs w:val="14"/>
+        </w:rPr>
+        <w:tab/>
+      </w:r>
+      <w:r>
+        <w:rPr>
+          <w:rFonts w:ascii="Consolas" w:hAnsi="Consolas" w:cs="Consolas"/>
+          <w:color w:val="000000"/>
+          <w:sz w:val="14"/>
+          <w:szCs w:val="14"/>
+        </w:rPr>
+        <w:tab/>
+        <w:t>{</w:t>
+      </w:r>
+    </w:p>
+    <w:p>
+      <w:pPr>
+        <w:autoSpaceDE w:val="0"/>
+        <w:autoSpaceDN w:val="0"/>
+        <w:adjustRightInd w:val="0"/>
+        <w:spacing w:after="0" w:line="240" w:lineRule="auto"/>
+        <w:rPr>
+          <w:rFonts w:ascii="Consolas" w:hAnsi="Consolas" w:cs="Consolas"/>
+          <w:sz w:val="14"/>
+          <w:szCs w:val="14"/>
+        </w:rPr>
+      </w:pPr>
+      <w:r>
+        <w:rPr>
+          <w:rFonts w:ascii="Consolas" w:hAnsi="Consolas" w:cs="Consolas"/>
+          <w:color w:val="000000"/>
+          <w:sz w:val="14"/>
+          <w:szCs w:val="14"/>
+        </w:rPr>
+        <w:tab/>
+      </w:r>
+      <w:r>
+        <w:rPr>
+          <w:rFonts w:ascii="Consolas" w:hAnsi="Consolas" w:cs="Consolas"/>
+          <w:color w:val="000000"/>
+          <w:sz w:val="14"/>
+          <w:szCs w:val="14"/>
+        </w:rPr>
+        <w:tab/>
+      </w:r>
+      <w:r>
+        <w:rPr>
+          <w:rFonts w:ascii="Consolas" w:hAnsi="Consolas" w:cs="Consolas"/>
+          <w:color w:val="000000"/>
+          <w:sz w:val="14"/>
+          <w:szCs w:val="14"/>
+        </w:rPr>
+        <w:tab/>
+      </w:r>
+      <w:proofErr w:type="spellStart"/>
+      <w:r>
+        <w:rPr>
+          <w:rFonts w:ascii="Consolas" w:hAnsi="Consolas" w:cs="Consolas"/>
+          <w:color w:val="000000"/>
+          <w:sz w:val="14"/>
+          <w:szCs w:val="14"/>
+        </w:rPr>
+        <w:t>System.</w:t>
+      </w:r>
+      <w:r>
+        <w:rPr>
+          <w:rFonts w:ascii="Consolas" w:hAnsi="Consolas" w:cs="Consolas"/>
+          <w:b/>
+          <w:bCs/>
+          <w:i/>
+          <w:iCs/>
+          <w:color w:val="0000C0"/>
+          <w:sz w:val="14"/>
+          <w:szCs w:val="14"/>
+        </w:rPr>
+        <w:t>out</w:t>
+      </w:r>
+      <w:r>
+        <w:rPr>
+          <w:rFonts w:ascii="Consolas" w:hAnsi="Consolas" w:cs="Consolas"/>
+          <w:color w:val="000000"/>
+          <w:sz w:val="14"/>
+          <w:szCs w:val="14"/>
+        </w:rPr>
+        <w:t>.print</w:t>
+      </w:r>
+      <w:proofErr w:type="spellEnd"/>
+      <w:r>
+        <w:rPr>
+          <w:rFonts w:ascii="Consolas" w:hAnsi="Consolas" w:cs="Consolas"/>
+          <w:color w:val="000000"/>
+          <w:sz w:val="14"/>
+          <w:szCs w:val="14"/>
+        </w:rPr>
+        <w:t>(</w:t>
+      </w:r>
+      <w:r>
+        <w:rPr>
+          <w:rFonts w:ascii="Consolas" w:hAnsi="Consolas" w:cs="Consolas"/>
+          <w:color w:val="6A3E3E"/>
+          <w:sz w:val="14"/>
+          <w:szCs w:val="14"/>
+        </w:rPr>
+        <w:t>result</w:t>
+      </w:r>
+      <w:r>
+        <w:rPr>
+          <w:rFonts w:ascii="Consolas" w:hAnsi="Consolas" w:cs="Consolas"/>
+          <w:color w:val="000000"/>
+          <w:sz w:val="14"/>
+          <w:szCs w:val="14"/>
+        </w:rPr>
+        <w:t>[</w:t>
+      </w:r>
+      <w:proofErr w:type="spellStart"/>
+      <w:r>
+        <w:rPr>
+          <w:rFonts w:ascii="Consolas" w:hAnsi="Consolas" w:cs="Consolas"/>
+          <w:color w:val="6A3E3E"/>
+          <w:sz w:val="14"/>
+          <w:szCs w:val="14"/>
+        </w:rPr>
+        <w:t>i</w:t>
+      </w:r>
+      <w:proofErr w:type="spellEnd"/>
+      <w:r>
+        <w:rPr>
+          <w:rFonts w:ascii="Consolas" w:hAnsi="Consolas" w:cs="Consolas"/>
+          <w:color w:val="000000"/>
+          <w:sz w:val="14"/>
+          <w:szCs w:val="14"/>
+        </w:rPr>
+        <w:t>]+</w:t>
+      </w:r>
+      <w:r>
+        <w:rPr>
+          <w:rFonts w:ascii="Consolas" w:hAnsi="Consolas" w:cs="Consolas"/>
+          <w:color w:val="2A00FF"/>
+          <w:sz w:val="14"/>
+          <w:szCs w:val="14"/>
+        </w:rPr>
+        <w:t>" "</w:t>
+      </w:r>
+      <w:r>
+        <w:rPr>
+          <w:rFonts w:ascii="Consolas" w:hAnsi="Consolas" w:cs="Consolas"/>
+          <w:color w:val="000000"/>
+          <w:sz w:val="14"/>
+          <w:szCs w:val="14"/>
+        </w:rPr>
+        <w:t>);</w:t>
+      </w:r>
+    </w:p>
+    <w:p>
+      <w:pPr>
+        <w:autoSpaceDE w:val="0"/>
+        <w:autoSpaceDN w:val="0"/>
+        <w:adjustRightInd w:val="0"/>
+        <w:spacing w:after="0" w:line="240" w:lineRule="auto"/>
+        <w:rPr>
+          <w:rFonts w:ascii="Consolas" w:hAnsi="Consolas" w:cs="Consolas"/>
+          <w:sz w:val="14"/>
+          <w:szCs w:val="14"/>
+        </w:rPr>
+      </w:pPr>
+      <w:r>
+        <w:rPr>
+          <w:rFonts w:ascii="Consolas" w:hAnsi="Consolas" w:cs="Consolas"/>
+          <w:color w:val="000000"/>
+          <w:sz w:val="14"/>
+          <w:szCs w:val="14"/>
+        </w:rPr>
+        <w:tab/>
+      </w:r>
+      <w:r>
+        <w:rPr>
+          <w:rFonts w:ascii="Consolas" w:hAnsi="Consolas" w:cs="Consolas"/>
+          <w:color w:val="000000"/>
+          <w:sz w:val="14"/>
+          <w:szCs w:val="14"/>
+        </w:rPr>
+        <w:tab/>
+        <w:t>}</w:t>
+      </w:r>
+    </w:p>
+    <w:p>
+      <w:pPr>
+        <w:autoSpaceDE w:val="0"/>
+        <w:autoSpaceDN w:val="0"/>
+        <w:adjustRightInd w:val="0"/>
+        <w:spacing w:after="0" w:line="240" w:lineRule="auto"/>
+        <w:rPr>
+          <w:rFonts w:ascii="Consolas" w:hAnsi="Consolas" w:cs="Consolas"/>
+          <w:sz w:val="14"/>
+          <w:szCs w:val="14"/>
+        </w:rPr>
+      </w:pPr>
+      <w:r>
+        <w:rPr>
+          <w:rFonts w:ascii="Consolas" w:hAnsi="Consolas" w:cs="Consolas"/>
+          <w:color w:val="000000"/>
+          <w:sz w:val="14"/>
+          <w:szCs w:val="14"/>
+        </w:rPr>
+        <w:tab/>
+        <w:t>}</w:t>
+      </w:r>
+    </w:p>
+    <w:p>
+      <w:pPr>
+        <w:autoSpaceDE w:val="0"/>
+        <w:autoSpaceDN w:val="0"/>
+        <w:adjustRightInd w:val="0"/>
+        <w:spacing w:after="0" w:line="240" w:lineRule="auto"/>
+        <w:rPr>
+          <w:rFonts w:ascii="Consolas" w:hAnsi="Consolas" w:cs="Consolas"/>
+          <w:sz w:val="14"/>
+          <w:szCs w:val="14"/>
+        </w:rPr>
+      </w:pPr>
+    </w:p>
+    <w:p>
+      <w:pPr>
+        <w:autoSpaceDE w:val="0"/>
+        <w:autoSpaceDN w:val="0"/>
+        <w:adjustRightInd w:val="0"/>
+        <w:spacing w:after="0" w:line="240" w:lineRule="auto"/>
+        <w:rPr>
+          <w:rFonts w:ascii="Consolas" w:hAnsi="Consolas" w:cs="Consolas"/>
+          <w:sz w:val="14"/>
+          <w:szCs w:val="14"/>
+        </w:rPr>
+      </w:pPr>
+      <w:r>
+        <w:rPr>
+          <w:rFonts w:ascii="Consolas" w:hAnsi="Consolas" w:cs="Consolas"/>
+          <w:color w:val="000000"/>
+          <w:sz w:val="14"/>
+          <w:szCs w:val="14"/>
+        </w:rPr>
+        <w:tab/>
+      </w:r>
+    </w:p>
+    <w:p>
+      <w:pPr>
+        <w:autoSpaceDE w:val="0"/>
+        <w:autoSpaceDN w:val="0"/>
+        <w:adjustRightInd w:val="0"/>
+        <w:spacing w:after="0" w:line="240" w:lineRule="auto"/>
+        <w:rPr>
+          <w:rFonts w:ascii="Consolas" w:hAnsi="Consolas" w:cs="Consolas"/>
+          <w:sz w:val="14"/>
+          <w:szCs w:val="14"/>
+        </w:rPr>
+      </w:pPr>
+      <w:r>
+        <w:rPr>
+          <w:rFonts w:ascii="Consolas" w:hAnsi="Consolas" w:cs="Consolas"/>
+          <w:color w:val="000000"/>
+          <w:sz w:val="14"/>
+          <w:szCs w:val="14"/>
+        </w:rPr>
+        <w:t>}</w:t>
+      </w:r>
+    </w:p>
     <w:p/>
     <w:sectPr>
       <w:pgSz w:w="11906" w:h="16838"/>

--- a/notes_09May2023.docx
+++ b/notes_09May2023.docx
@@ -13,6 +13,19 @@
           <w:lang w:val="en-US"/>
         </w:rPr>
         <w:t>Plan for the day:</w:t>
+      </w:r>
+    </w:p>
+    <w:p>
+      <w:pPr>
+        <w:rPr>
+          <w:lang w:val="en-US"/>
+        </w:rPr>
+      </w:pPr>
+      <w:r>
+        <w:rPr>
+          <w:lang w:val="en-US"/>
+        </w:rPr>
+        <w:t>StringTokenizer</w:t>
       </w:r>
     </w:p>
     <w:p>
@@ -391,6 +404,7 @@
     </w:p>
     <w:p>
       <w:r>
+        <w:lastRenderedPageBreak/>
         <w:tab/>
       </w:r>
       <w:proofErr w:type="spellStart"/>
@@ -4222,6 +4236,31 @@
           <w:szCs w:val="14"/>
         </w:rPr>
         <w:t>}</w:t>
+      </w:r>
+    </w:p>
+    <w:p/>
+    <w:p/>
+    <w:p>
+      <w:hyperlink r:id="rId8" w:history="1">
+        <w:r>
+          <w:rPr>
+            <w:rStyle w:val="Hyperlink"/>
+          </w:rPr>
+          <w:t>https://nhlink.net/education/120-top-selenium-multiple-choice-questions-and-answers</w:t>
+        </w:r>
+      </w:hyperlink>
+    </w:p>
+    <w:p>
+      <w:r>
+        <w:t xml:space="preserve">above link has 94 </w:t>
+      </w:r>
+      <w:proofErr w:type="spellStart"/>
+      <w:r>
+        <w:t>mcq</w:t>
+      </w:r>
+      <w:proofErr w:type="spellEnd"/>
+      <w:r>
+        <w:t xml:space="preserve"> on selenium</w:t>
       </w:r>
     </w:p>
     <w:p/>
